--- a/Doc/Приём и обработка лога и телеметрии сервером.docx
+++ b/Doc/Приём и обработка лога и телеметрии сервером.docx
@@ -1274,6 +1274,7 @@
         </w:numPr>
       </w:pPr>
       <w:r>
+        <w:lastRenderedPageBreak/>
         <w:t>добавляет строку в </w:t>
       </w:r>
       <w:proofErr w:type="spellStart"/>
@@ -1305,7 +1306,6 @@
         </w:numPr>
       </w:pPr>
       <w:r>
-        <w:lastRenderedPageBreak/>
         <w:t>обновляет метки (</w:t>
       </w:r>
       <w:proofErr w:type="spellStart"/>
@@ -1318,6 +1318,9 @@
       </w:r>
     </w:p>
     <w:p>
+      <w:pPr>
+        <w:spacing w:before="480"/>
+      </w:pPr>
       <w:r>
         <w:t>То есть «приём лога» в смысле </w:t>
       </w:r>
@@ -2131,6 +2134,2689 @@
         <w:t xml:space="preserve"> ответ на команду (очередь ответов формы).</w:t>
       </w:r>
     </w:p>
+    <w:p>
+      <w:pPr>
+        <w:pStyle w:val="a9"/>
+      </w:pPr>
+      <w:r>
+        <w:t>Параметры процесса</w:t>
+      </w:r>
+    </w:p>
+    <w:p>
+      <w:pPr>
+        <w:pStyle w:val="aa"/>
+      </w:pPr>
+      <w:r>
+        <w:rPr>
+          <w:b/>
+          <w:bCs/>
+        </w:rPr>
+        <w:t>**Группы 1 и 2**</w:t>
+      </w:r>
+      <w:r>
+        <w:t xml:space="preserve"> передаются по запросу сервера командой </w:t>
+      </w:r>
+      <w:r>
+        <w:rPr>
+          <w:b/>
+          <w:bCs/>
+        </w:rPr>
+        <w:t>**REQ_CMD_GET_DEFROST_GROUP**</w:t>
+      </w:r>
+      <w:r>
+        <w:t xml:space="preserve"> с </w:t>
+      </w:r>
+      <w:proofErr w:type="spellStart"/>
+      <w:r>
+        <w:t>groupId</w:t>
+      </w:r>
+      <w:proofErr w:type="spellEnd"/>
+      <w:r>
+        <w:t xml:space="preserve"> = 5 (группа 1) и </w:t>
+      </w:r>
+      <w:proofErr w:type="spellStart"/>
+      <w:r>
+        <w:t>groupId</w:t>
+      </w:r>
+      <w:proofErr w:type="spellEnd"/>
+      <w:r>
+        <w:t xml:space="preserve"> = 6 (группа 2).</w:t>
+      </w:r>
+    </w:p>
+    <w:p>
+      <w:pPr>
+        <w:pStyle w:val="aa"/>
+        <w:rPr>
+          <w:b/>
+          <w:bCs/>
+        </w:rPr>
+      </w:pPr>
+      <w:r>
+        <w:rPr>
+          <w:b/>
+          <w:bCs/>
+        </w:rPr>
+        <w:t xml:space="preserve">Группа </w:t>
+      </w:r>
+      <w:r>
+        <w:rPr>
+          <w:b/>
+          <w:bCs/>
+        </w:rPr>
+        <w:t>1. Параметры, задаваемые в алгоритме, зависящие от фазы процесса</w:t>
+      </w:r>
+    </w:p>
+    <w:p>
+      <w:pPr>
+        <w:pStyle w:val="aa"/>
+      </w:pPr>
+      <w:r>
+        <w:t>Берутся из </w:t>
+      </w:r>
+      <w:proofErr w:type="spellStart"/>
+      <w:r>
+        <w:t>g_defrostParams</w:t>
+      </w:r>
+      <w:proofErr w:type="spellEnd"/>
+      <w:r>
+        <w:t> по текущей фазе (0=</w:t>
+      </w:r>
+      <w:proofErr w:type="spellStart"/>
+      <w:r>
+        <w:t>WarmUp</w:t>
+      </w:r>
+      <w:proofErr w:type="spellEnd"/>
+      <w:r>
+        <w:t>, 1=</w:t>
+      </w:r>
+      <w:proofErr w:type="spellStart"/>
+      <w:r>
+        <w:t>Plateau</w:t>
+      </w:r>
+      <w:proofErr w:type="spellEnd"/>
+      <w:r>
+        <w:t>, 2=</w:t>
+      </w:r>
+      <w:proofErr w:type="spellStart"/>
+      <w:r>
+        <w:t>Finish</w:t>
+      </w:r>
+      <w:proofErr w:type="spellEnd"/>
+      <w:r>
+        <w:t>) через </w:t>
+      </w:r>
+      <w:proofErr w:type="spellStart"/>
+      <w:r>
+        <w:t>GetLimits</w:t>
+      </w:r>
+      <w:proofErr w:type="spellEnd"/>
+      <w:r>
+        <w:t>(</w:t>
+      </w:r>
+      <w:proofErr w:type="spellStart"/>
+      <w:r>
+        <w:t>phase</w:t>
+      </w:r>
+      <w:proofErr w:type="spellEnd"/>
+      <w:r>
+        <w:t>) и </w:t>
+      </w:r>
+      <w:proofErr w:type="spellStart"/>
+      <w:r>
+        <w:t>GetTargets</w:t>
+      </w:r>
+      <w:proofErr w:type="spellEnd"/>
+      <w:r>
+        <w:t>(</w:t>
+      </w:r>
+      <w:proofErr w:type="spellStart"/>
+      <w:r>
+        <w:t>phase</w:t>
+      </w:r>
+      <w:proofErr w:type="spellEnd"/>
+      <w:r>
+        <w:t>):</w:t>
+      </w:r>
+    </w:p>
+    <w:p>
+      <w:pPr>
+        <w:pStyle w:val="ac"/>
+      </w:pPr>
+    </w:p>
+    <w:tbl>
+      <w:tblPr>
+        <w:tblW w:w="0" w:type="auto"/>
+        <w:tblBorders>
+          <w:top w:val="single" w:sz="4" w:space="0" w:color="auto"/>
+          <w:left w:val="single" w:sz="4" w:space="0" w:color="auto"/>
+          <w:bottom w:val="single" w:sz="4" w:space="0" w:color="auto"/>
+          <w:right w:val="single" w:sz="4" w:space="0" w:color="auto"/>
+          <w:insideH w:val="single" w:sz="4" w:space="0" w:color="auto"/>
+          <w:insideV w:val="single" w:sz="4" w:space="0" w:color="auto"/>
+        </w:tblBorders>
+        <w:tblCellMar>
+          <w:top w:w="15" w:type="dxa"/>
+          <w:left w:w="15" w:type="dxa"/>
+          <w:bottom w:w="15" w:type="dxa"/>
+          <w:right w:w="15" w:type="dxa"/>
+        </w:tblCellMar>
+        <w:tblLook w:val="04A0" w:firstRow="1" w:lastRow="0" w:firstColumn="1" w:lastColumn="0" w:noHBand="0" w:noVBand="1"/>
+      </w:tblPr>
+      <w:tblGrid>
+        <w:gridCol w:w="1586"/>
+        <w:gridCol w:w="3840"/>
+        <w:gridCol w:w="4199"/>
+      </w:tblGrid>
+      <w:tr>
+        <w:trPr>
+          <w:tblHeader/>
+        </w:trPr>
+        <w:tc>
+          <w:tcPr>
+            <w:tcW w:w="0" w:type="auto"/>
+            <w:noWrap/>
+            <w:tcMar>
+              <w:top w:w="75" w:type="dxa"/>
+              <w:left w:w="135" w:type="dxa"/>
+              <w:bottom w:w="75" w:type="dxa"/>
+              <w:right w:w="135" w:type="dxa"/>
+            </w:tcMar>
+            <w:vAlign w:val="center"/>
+            <w:hideMark/>
+          </w:tcPr>
+          <w:p>
+            <w:pPr>
+              <w:pStyle w:val="aa"/>
+              <w:rPr>
+                <w:b/>
+                <w:bCs/>
+              </w:rPr>
+            </w:pPr>
+            <w:r>
+              <w:rPr>
+                <w:b/>
+                <w:bCs/>
+              </w:rPr>
+              <w:t>Поле в логе</w:t>
+            </w:r>
+          </w:p>
+        </w:tc>
+        <w:tc>
+          <w:tcPr>
+            <w:tcW w:w="0" w:type="auto"/>
+            <w:noWrap/>
+            <w:tcMar>
+              <w:top w:w="75" w:type="dxa"/>
+              <w:left w:w="135" w:type="dxa"/>
+              <w:bottom w:w="75" w:type="dxa"/>
+              <w:right w:w="135" w:type="dxa"/>
+            </w:tcMar>
+            <w:vAlign w:val="center"/>
+            <w:hideMark/>
+          </w:tcPr>
+          <w:p>
+            <w:pPr>
+              <w:pStyle w:val="aa"/>
+              <w:rPr>
+                <w:b/>
+                <w:bCs/>
+              </w:rPr>
+            </w:pPr>
+            <w:r>
+              <w:rPr>
+                <w:b/>
+                <w:bCs/>
+              </w:rPr>
+              <w:t>Описание</w:t>
+            </w:r>
+          </w:p>
+        </w:tc>
+        <w:tc>
+          <w:tcPr>
+            <w:tcW w:w="0" w:type="auto"/>
+            <w:noWrap/>
+            <w:tcMar>
+              <w:top w:w="75" w:type="dxa"/>
+              <w:left w:w="135" w:type="dxa"/>
+              <w:bottom w:w="75" w:type="dxa"/>
+              <w:right w:w="135" w:type="dxa"/>
+            </w:tcMar>
+            <w:vAlign w:val="center"/>
+            <w:hideMark/>
+          </w:tcPr>
+          <w:p>
+            <w:pPr>
+              <w:pStyle w:val="aa"/>
+              <w:rPr>
+                <w:b/>
+                <w:bCs/>
+              </w:rPr>
+            </w:pPr>
+            <w:r>
+              <w:rPr>
+                <w:b/>
+                <w:bCs/>
+              </w:rPr>
+              <w:t>Источник в коде</w:t>
+            </w:r>
+          </w:p>
+        </w:tc>
+      </w:tr>
+      <w:tr>
+        <w:tc>
+          <w:tcPr>
+            <w:tcW w:w="0" w:type="auto"/>
+            <w:noWrap/>
+            <w:tcMar>
+              <w:top w:w="75" w:type="dxa"/>
+              <w:left w:w="135" w:type="dxa"/>
+              <w:bottom w:w="75" w:type="dxa"/>
+              <w:right w:w="135" w:type="dxa"/>
+            </w:tcMar>
+            <w:vAlign w:val="center"/>
+            <w:hideMark/>
+          </w:tcPr>
+          <w:p>
+            <w:pPr>
+              <w:pStyle w:val="aa"/>
+            </w:pPr>
+            <w:proofErr w:type="spellStart"/>
+            <w:r>
+              <w:rPr>
+                <w:b/>
+                <w:bCs/>
+              </w:rPr>
+              <w:t>phase</w:t>
+            </w:r>
+            <w:proofErr w:type="spellEnd"/>
+          </w:p>
+        </w:tc>
+        <w:tc>
+          <w:tcPr>
+            <w:tcW w:w="0" w:type="auto"/>
+            <w:noWrap/>
+            <w:tcMar>
+              <w:top w:w="75" w:type="dxa"/>
+              <w:left w:w="135" w:type="dxa"/>
+              <w:bottom w:w="75" w:type="dxa"/>
+              <w:right w:w="135" w:type="dxa"/>
+            </w:tcMar>
+            <w:vAlign w:val="center"/>
+            <w:hideMark/>
+          </w:tcPr>
+          <w:p>
+            <w:pPr>
+              <w:pStyle w:val="aa"/>
+            </w:pPr>
+            <w:r>
+              <w:t>Текущая фаза (0/1/2)</w:t>
+            </w:r>
+          </w:p>
+        </w:tc>
+        <w:tc>
+          <w:tcPr>
+            <w:tcW w:w="0" w:type="auto"/>
+            <w:noWrap/>
+            <w:tcMar>
+              <w:top w:w="75" w:type="dxa"/>
+              <w:left w:w="135" w:type="dxa"/>
+              <w:bottom w:w="75" w:type="dxa"/>
+              <w:right w:w="135" w:type="dxa"/>
+            </w:tcMar>
+            <w:vAlign w:val="center"/>
+            <w:hideMark/>
+          </w:tcPr>
+          <w:p>
+            <w:pPr>
+              <w:pStyle w:val="aa"/>
+            </w:pPr>
+            <w:r>
+              <w:t>Выбор фазы по температуре или по времени</w:t>
+            </w:r>
+          </w:p>
+        </w:tc>
+      </w:tr>
+      <w:tr>
+        <w:tc>
+          <w:tcPr>
+            <w:tcW w:w="0" w:type="auto"/>
+            <w:noWrap/>
+            <w:tcMar>
+              <w:top w:w="75" w:type="dxa"/>
+              <w:left w:w="135" w:type="dxa"/>
+              <w:bottom w:w="75" w:type="dxa"/>
+              <w:right w:w="135" w:type="dxa"/>
+            </w:tcMar>
+            <w:vAlign w:val="center"/>
+            <w:hideMark/>
+          </w:tcPr>
+          <w:p>
+            <w:pPr>
+              <w:pStyle w:val="aa"/>
+            </w:pPr>
+            <w:proofErr w:type="spellStart"/>
+            <w:r>
+              <w:rPr>
+                <w:b/>
+                <w:bCs/>
+              </w:rPr>
+              <w:t>fishHotMax_C</w:t>
+            </w:r>
+            <w:proofErr w:type="spellEnd"/>
+          </w:p>
+        </w:tc>
+        <w:tc>
+          <w:tcPr>
+            <w:tcW w:w="0" w:type="auto"/>
+            <w:noWrap/>
+            <w:tcMar>
+              <w:top w:w="75" w:type="dxa"/>
+              <w:left w:w="135" w:type="dxa"/>
+              <w:bottom w:w="75" w:type="dxa"/>
+              <w:right w:w="135" w:type="dxa"/>
+            </w:tcMar>
+            <w:vAlign w:val="center"/>
+            <w:hideMark/>
+          </w:tcPr>
+          <w:p>
+            <w:pPr>
+              <w:pStyle w:val="aa"/>
+            </w:pPr>
+            <w:r>
+              <w:t>Потолок температуры самой тёплой точки продукта, °C</w:t>
+            </w:r>
+          </w:p>
+        </w:tc>
+        <w:tc>
+          <w:tcPr>
+            <w:tcW w:w="0" w:type="auto"/>
+            <w:noWrap/>
+            <w:tcMar>
+              <w:top w:w="75" w:type="dxa"/>
+              <w:left w:w="135" w:type="dxa"/>
+              <w:bottom w:w="75" w:type="dxa"/>
+              <w:right w:w="135" w:type="dxa"/>
+            </w:tcMar>
+            <w:vAlign w:val="center"/>
+            <w:hideMark/>
+          </w:tcPr>
+          <w:p>
+            <w:pPr>
+              <w:pStyle w:val="aa"/>
+              <w:rPr>
+                <w:lang w:val="en-US"/>
+              </w:rPr>
+            </w:pPr>
+            <w:proofErr w:type="spellStart"/>
+            <w:r>
+              <w:rPr>
+                <w:lang w:val="en-US"/>
+              </w:rPr>
+              <w:t>lim.fishHotMax_C</w:t>
+            </w:r>
+            <w:proofErr w:type="spellEnd"/>
+            <w:r>
+              <w:rPr>
+                <w:lang w:val="en-US"/>
+              </w:rPr>
+              <w:t> </w:t>
+            </w:r>
+            <w:r>
+              <w:rPr>
+                <w:rFonts w:ascii="Times New Roman" w:hAnsi="Times New Roman" w:cs="Times New Roman"/>
+                <w:lang w:val="en-US"/>
+              </w:rPr>
+              <w:t>←</w:t>
+            </w:r>
+            <w:r>
+              <w:rPr>
+                <w:lang w:val="en-US"/>
+              </w:rPr>
+              <w:t> </w:t>
+            </w:r>
+            <w:proofErr w:type="spellStart"/>
+            <w:r>
+              <w:rPr>
+                <w:lang w:val="en-US"/>
+              </w:rPr>
+              <w:t>g_defrostParams.fishHotMax_C</w:t>
+            </w:r>
+            <w:proofErr w:type="spellEnd"/>
+            <w:r>
+              <w:rPr>
+                <w:lang w:val="en-US"/>
+              </w:rPr>
+              <w:t>[phase]</w:t>
+            </w:r>
+          </w:p>
+        </w:tc>
+      </w:tr>
+      <w:tr>
+        <w:tc>
+          <w:tcPr>
+            <w:tcW w:w="0" w:type="auto"/>
+            <w:noWrap/>
+            <w:tcMar>
+              <w:top w:w="75" w:type="dxa"/>
+              <w:left w:w="135" w:type="dxa"/>
+              <w:bottom w:w="75" w:type="dxa"/>
+              <w:right w:w="135" w:type="dxa"/>
+            </w:tcMar>
+            <w:vAlign w:val="center"/>
+            <w:hideMark/>
+          </w:tcPr>
+          <w:p>
+            <w:pPr>
+              <w:pStyle w:val="aa"/>
+            </w:pPr>
+            <w:proofErr w:type="spellStart"/>
+            <w:r>
+              <w:rPr>
+                <w:b/>
+                <w:bCs/>
+              </w:rPr>
+              <w:t>fishHotRateMax_Cps</w:t>
+            </w:r>
+            <w:proofErr w:type="spellEnd"/>
+          </w:p>
+        </w:tc>
+        <w:tc>
+          <w:tcPr>
+            <w:tcW w:w="0" w:type="auto"/>
+            <w:noWrap/>
+            <w:tcMar>
+              <w:top w:w="75" w:type="dxa"/>
+              <w:left w:w="135" w:type="dxa"/>
+              <w:bottom w:w="75" w:type="dxa"/>
+              <w:right w:w="135" w:type="dxa"/>
+            </w:tcMar>
+            <w:vAlign w:val="center"/>
+            <w:hideMark/>
+          </w:tcPr>
+          <w:p>
+            <w:pPr>
+              <w:pStyle w:val="aa"/>
+            </w:pPr>
+            <w:r>
+              <w:t>Потолок скорости прогрева «горячей» точки, °C/с</w:t>
+            </w:r>
+          </w:p>
+        </w:tc>
+        <w:tc>
+          <w:tcPr>
+            <w:tcW w:w="0" w:type="auto"/>
+            <w:noWrap/>
+            <w:tcMar>
+              <w:top w:w="75" w:type="dxa"/>
+              <w:left w:w="135" w:type="dxa"/>
+              <w:bottom w:w="75" w:type="dxa"/>
+              <w:right w:w="135" w:type="dxa"/>
+            </w:tcMar>
+            <w:vAlign w:val="center"/>
+            <w:hideMark/>
+          </w:tcPr>
+          <w:p>
+            <w:pPr>
+              <w:pStyle w:val="aa"/>
+              <w:rPr>
+                <w:lang w:val="en-US"/>
+              </w:rPr>
+            </w:pPr>
+            <w:r>
+              <w:rPr>
+                <w:lang w:val="en-US"/>
+              </w:rPr>
+              <w:t>lim.fishHotRateMax_Cps </w:t>
+            </w:r>
+            <w:r>
+              <w:rPr>
+                <w:rFonts w:ascii="Times New Roman" w:hAnsi="Times New Roman" w:cs="Times New Roman"/>
+                <w:lang w:val="en-US"/>
+              </w:rPr>
+              <w:t>←</w:t>
+            </w:r>
+            <w:r>
+              <w:rPr>
+                <w:lang w:val="en-US"/>
+              </w:rPr>
+              <w:t> g_defrostParams.fishHotRateMax_Cps[phase]</w:t>
+            </w:r>
+          </w:p>
+        </w:tc>
+      </w:tr>
+      <w:tr>
+        <w:tc>
+          <w:tcPr>
+            <w:tcW w:w="0" w:type="auto"/>
+            <w:noWrap/>
+            <w:tcMar>
+              <w:top w:w="75" w:type="dxa"/>
+              <w:left w:w="135" w:type="dxa"/>
+              <w:bottom w:w="75" w:type="dxa"/>
+              <w:right w:w="135" w:type="dxa"/>
+            </w:tcMar>
+            <w:vAlign w:val="center"/>
+            <w:hideMark/>
+          </w:tcPr>
+          <w:p>
+            <w:pPr>
+              <w:pStyle w:val="aa"/>
+            </w:pPr>
+            <w:proofErr w:type="spellStart"/>
+            <w:r>
+              <w:rPr>
+                <w:b/>
+                <w:bCs/>
+              </w:rPr>
+              <w:t>fishDeltaMax_C</w:t>
+            </w:r>
+            <w:proofErr w:type="spellEnd"/>
+          </w:p>
+        </w:tc>
+        <w:tc>
+          <w:tcPr>
+            <w:tcW w:w="0" w:type="auto"/>
+            <w:noWrap/>
+            <w:tcMar>
+              <w:top w:w="75" w:type="dxa"/>
+              <w:left w:w="135" w:type="dxa"/>
+              <w:bottom w:w="75" w:type="dxa"/>
+              <w:right w:w="135" w:type="dxa"/>
+            </w:tcMar>
+            <w:vAlign w:val="center"/>
+            <w:hideMark/>
+          </w:tcPr>
+          <w:p>
+            <w:pPr>
+              <w:pStyle w:val="aa"/>
+            </w:pPr>
+            <w:r>
+              <w:t>Потолок разницы горячая–холодная точка продукта, °C</w:t>
+            </w:r>
+          </w:p>
+        </w:tc>
+        <w:tc>
+          <w:tcPr>
+            <w:tcW w:w="0" w:type="auto"/>
+            <w:noWrap/>
+            <w:tcMar>
+              <w:top w:w="75" w:type="dxa"/>
+              <w:left w:w="135" w:type="dxa"/>
+              <w:bottom w:w="75" w:type="dxa"/>
+              <w:right w:w="135" w:type="dxa"/>
+            </w:tcMar>
+            <w:vAlign w:val="center"/>
+            <w:hideMark/>
+          </w:tcPr>
+          <w:p>
+            <w:pPr>
+              <w:pStyle w:val="aa"/>
+              <w:rPr>
+                <w:lang w:val="en-US"/>
+              </w:rPr>
+            </w:pPr>
+            <w:proofErr w:type="spellStart"/>
+            <w:r>
+              <w:rPr>
+                <w:lang w:val="en-US"/>
+              </w:rPr>
+              <w:t>lim.fishDeltaMax_C</w:t>
+            </w:r>
+            <w:proofErr w:type="spellEnd"/>
+            <w:r>
+              <w:rPr>
+                <w:lang w:val="en-US"/>
+              </w:rPr>
+              <w:t> </w:t>
+            </w:r>
+            <w:r>
+              <w:rPr>
+                <w:rFonts w:ascii="Times New Roman" w:hAnsi="Times New Roman" w:cs="Times New Roman"/>
+                <w:lang w:val="en-US"/>
+              </w:rPr>
+              <w:t>←</w:t>
+            </w:r>
+            <w:r>
+              <w:rPr>
+                <w:lang w:val="en-US"/>
+              </w:rPr>
+              <w:t> </w:t>
+            </w:r>
+            <w:proofErr w:type="spellStart"/>
+            <w:r>
+              <w:rPr>
+                <w:lang w:val="en-US"/>
+              </w:rPr>
+              <w:t>g_defrostParams.fishDeltaMax_C</w:t>
+            </w:r>
+            <w:proofErr w:type="spellEnd"/>
+            <w:r>
+              <w:rPr>
+                <w:lang w:val="en-US"/>
+              </w:rPr>
+              <w:t>[phase]</w:t>
+            </w:r>
+          </w:p>
+        </w:tc>
+      </w:tr>
+      <w:tr>
+        <w:tc>
+          <w:tcPr>
+            <w:tcW w:w="0" w:type="auto"/>
+            <w:noWrap/>
+            <w:tcMar>
+              <w:top w:w="75" w:type="dxa"/>
+              <w:left w:w="135" w:type="dxa"/>
+              <w:bottom w:w="75" w:type="dxa"/>
+              <w:right w:w="135" w:type="dxa"/>
+            </w:tcMar>
+            <w:vAlign w:val="center"/>
+            <w:hideMark/>
+          </w:tcPr>
+          <w:p>
+            <w:pPr>
+              <w:pStyle w:val="aa"/>
+            </w:pPr>
+            <w:proofErr w:type="spellStart"/>
+            <w:r>
+              <w:rPr>
+                <w:b/>
+                <w:bCs/>
+              </w:rPr>
+              <w:t>supplyMax_C</w:t>
+            </w:r>
+            <w:proofErr w:type="spellEnd"/>
+          </w:p>
+        </w:tc>
+        <w:tc>
+          <w:tcPr>
+            <w:tcW w:w="0" w:type="auto"/>
+            <w:noWrap/>
+            <w:tcMar>
+              <w:top w:w="75" w:type="dxa"/>
+              <w:left w:w="135" w:type="dxa"/>
+              <w:bottom w:w="75" w:type="dxa"/>
+              <w:right w:w="135" w:type="dxa"/>
+            </w:tcMar>
+            <w:vAlign w:val="center"/>
+            <w:hideMark/>
+          </w:tcPr>
+          <w:p>
+            <w:pPr>
+              <w:pStyle w:val="aa"/>
+            </w:pPr>
+            <w:r>
+              <w:t>Потолок температуры воздуха в потоках подачи, °C</w:t>
+            </w:r>
+          </w:p>
+        </w:tc>
+        <w:tc>
+          <w:tcPr>
+            <w:tcW w:w="0" w:type="auto"/>
+            <w:noWrap/>
+            <w:tcMar>
+              <w:top w:w="75" w:type="dxa"/>
+              <w:left w:w="135" w:type="dxa"/>
+              <w:bottom w:w="75" w:type="dxa"/>
+              <w:right w:w="135" w:type="dxa"/>
+            </w:tcMar>
+            <w:vAlign w:val="center"/>
+            <w:hideMark/>
+          </w:tcPr>
+          <w:p>
+            <w:pPr>
+              <w:pStyle w:val="aa"/>
+              <w:rPr>
+                <w:lang w:val="en-US"/>
+              </w:rPr>
+            </w:pPr>
+            <w:proofErr w:type="spellStart"/>
+            <w:r>
+              <w:rPr>
+                <w:lang w:val="en-US"/>
+              </w:rPr>
+              <w:t>lim.supplyMax_C</w:t>
+            </w:r>
+            <w:proofErr w:type="spellEnd"/>
+            <w:r>
+              <w:rPr>
+                <w:lang w:val="en-US"/>
+              </w:rPr>
+              <w:t> </w:t>
+            </w:r>
+            <w:r>
+              <w:rPr>
+                <w:rFonts w:ascii="Times New Roman" w:hAnsi="Times New Roman" w:cs="Times New Roman"/>
+                <w:lang w:val="en-US"/>
+              </w:rPr>
+              <w:t>←</w:t>
+            </w:r>
+            <w:r>
+              <w:rPr>
+                <w:lang w:val="en-US"/>
+              </w:rPr>
+              <w:t> </w:t>
+            </w:r>
+            <w:proofErr w:type="spellStart"/>
+            <w:r>
+              <w:rPr>
+                <w:lang w:val="en-US"/>
+              </w:rPr>
+              <w:t>g_defrostParams.supplyMax_C</w:t>
+            </w:r>
+            <w:proofErr w:type="spellEnd"/>
+            <w:r>
+              <w:rPr>
+                <w:lang w:val="en-US"/>
+              </w:rPr>
+              <w:t>[phase]</w:t>
+            </w:r>
+          </w:p>
+        </w:tc>
+      </w:tr>
+      <w:tr>
+        <w:tc>
+          <w:tcPr>
+            <w:tcW w:w="0" w:type="auto"/>
+            <w:noWrap/>
+            <w:tcMar>
+              <w:top w:w="75" w:type="dxa"/>
+              <w:left w:w="135" w:type="dxa"/>
+              <w:bottom w:w="75" w:type="dxa"/>
+              <w:right w:w="135" w:type="dxa"/>
+            </w:tcMar>
+            <w:vAlign w:val="center"/>
+            <w:hideMark/>
+          </w:tcPr>
+          <w:p>
+            <w:pPr>
+              <w:pStyle w:val="aa"/>
+            </w:pPr>
+            <w:proofErr w:type="spellStart"/>
+            <w:r>
+              <w:rPr>
+                <w:b/>
+                <w:bCs/>
+              </w:rPr>
+              <w:t>supplySet_C</w:t>
+            </w:r>
+            <w:proofErr w:type="spellEnd"/>
+          </w:p>
+        </w:tc>
+        <w:tc>
+          <w:tcPr>
+            <w:tcW w:w="0" w:type="auto"/>
+            <w:noWrap/>
+            <w:tcMar>
+              <w:top w:w="75" w:type="dxa"/>
+              <w:left w:w="135" w:type="dxa"/>
+              <w:bottom w:w="75" w:type="dxa"/>
+              <w:right w:w="135" w:type="dxa"/>
+            </w:tcMar>
+            <w:vAlign w:val="center"/>
+            <w:hideMark/>
+          </w:tcPr>
+          <w:p>
+            <w:pPr>
+              <w:pStyle w:val="aa"/>
+            </w:pPr>
+            <w:r>
+              <w:t>Уставка температуры воздуха подачи, °C</w:t>
+            </w:r>
+          </w:p>
+        </w:tc>
+        <w:tc>
+          <w:tcPr>
+            <w:tcW w:w="0" w:type="auto"/>
+            <w:noWrap/>
+            <w:tcMar>
+              <w:top w:w="75" w:type="dxa"/>
+              <w:left w:w="135" w:type="dxa"/>
+              <w:bottom w:w="75" w:type="dxa"/>
+              <w:right w:w="135" w:type="dxa"/>
+            </w:tcMar>
+            <w:vAlign w:val="center"/>
+            <w:hideMark/>
+          </w:tcPr>
+          <w:p>
+            <w:pPr>
+              <w:pStyle w:val="aa"/>
+              <w:rPr>
+                <w:lang w:val="en-US"/>
+              </w:rPr>
+            </w:pPr>
+            <w:proofErr w:type="spellStart"/>
+            <w:r>
+              <w:rPr>
+                <w:lang w:val="en-US"/>
+              </w:rPr>
+              <w:t>tgt.supplySet_C</w:t>
+            </w:r>
+            <w:proofErr w:type="spellEnd"/>
+            <w:r>
+              <w:rPr>
+                <w:lang w:val="en-US"/>
+              </w:rPr>
+              <w:t> </w:t>
+            </w:r>
+            <w:r>
+              <w:rPr>
+                <w:rFonts w:ascii="Times New Roman" w:hAnsi="Times New Roman" w:cs="Times New Roman"/>
+                <w:lang w:val="en-US"/>
+              </w:rPr>
+              <w:t>←</w:t>
+            </w:r>
+            <w:r>
+              <w:rPr>
+                <w:lang w:val="en-US"/>
+              </w:rPr>
+              <w:t> </w:t>
+            </w:r>
+            <w:proofErr w:type="spellStart"/>
+            <w:r>
+              <w:rPr>
+                <w:lang w:val="en-US"/>
+              </w:rPr>
+              <w:t>g_defrostParams.supplySet_C</w:t>
+            </w:r>
+            <w:proofErr w:type="spellEnd"/>
+            <w:r>
+              <w:rPr>
+                <w:lang w:val="en-US"/>
+              </w:rPr>
+              <w:t>[phase]</w:t>
+            </w:r>
+          </w:p>
+        </w:tc>
+      </w:tr>
+      <w:tr>
+        <w:tc>
+          <w:tcPr>
+            <w:tcW w:w="0" w:type="auto"/>
+            <w:noWrap/>
+            <w:tcMar>
+              <w:top w:w="75" w:type="dxa"/>
+              <w:left w:w="135" w:type="dxa"/>
+              <w:bottom w:w="75" w:type="dxa"/>
+              <w:right w:w="135" w:type="dxa"/>
+            </w:tcMar>
+            <w:vAlign w:val="center"/>
+            <w:hideMark/>
+          </w:tcPr>
+          <w:p>
+            <w:pPr>
+              <w:pStyle w:val="aa"/>
+            </w:pPr>
+            <w:proofErr w:type="spellStart"/>
+            <w:r>
+              <w:rPr>
+                <w:b/>
+                <w:bCs/>
+              </w:rPr>
+              <w:t>w_ret_target</w:t>
+            </w:r>
+            <w:proofErr w:type="spellEnd"/>
+          </w:p>
+        </w:tc>
+        <w:tc>
+          <w:tcPr>
+            <w:tcW w:w="0" w:type="auto"/>
+            <w:noWrap/>
+            <w:tcMar>
+              <w:top w:w="75" w:type="dxa"/>
+              <w:left w:w="135" w:type="dxa"/>
+              <w:bottom w:w="75" w:type="dxa"/>
+              <w:right w:w="135" w:type="dxa"/>
+            </w:tcMar>
+            <w:vAlign w:val="center"/>
+            <w:hideMark/>
+          </w:tcPr>
+          <w:p>
+            <w:pPr>
+              <w:pStyle w:val="aa"/>
+            </w:pPr>
+            <w:r>
+              <w:t>Целевая абсолютная влажность в возврате (из уставки RH фазы)</w:t>
+            </w:r>
+          </w:p>
+        </w:tc>
+        <w:tc>
+          <w:tcPr>
+            <w:tcW w:w="0" w:type="auto"/>
+            <w:vAlign w:val="center"/>
+            <w:hideMark/>
+          </w:tcPr>
+          <w:p>
+            <w:pPr>
+              <w:pStyle w:val="aa"/>
+            </w:pPr>
+          </w:p>
+        </w:tc>
+      </w:tr>
+    </w:tbl>
+    <w:p>
+      <w:pPr>
+        <w:pStyle w:val="aa"/>
+      </w:pPr>
+    </w:p>
+    <w:p>
+      <w:pPr>
+        <w:rPr>
+          <w:b/>
+          <w:bCs/>
+        </w:rPr>
+      </w:pPr>
+      <w:r>
+        <w:rPr>
+          <w:b/>
+          <w:bCs/>
+        </w:rPr>
+        <w:t xml:space="preserve">Группа </w:t>
+      </w:r>
+      <w:r>
+        <w:rPr>
+          <w:b/>
+          <w:bCs/>
+        </w:rPr>
+        <w:t>2. Параметры, задаваемые в алгоритме, общие для всех фаз</w:t>
+      </w:r>
+    </w:p>
+    <w:p>
+      <w:r>
+        <w:t>В алгоритме они есть в </w:t>
+      </w:r>
+      <w:proofErr w:type="spellStart"/>
+      <w:r>
+        <w:t>DefrostParams_t</w:t>
+      </w:r>
+      <w:proofErr w:type="spellEnd"/>
+      <w:r>
+        <w:t> (</w:t>
+      </w:r>
+      <w:proofErr w:type="spellStart"/>
+      <w:r>
+        <w:t>DefrostControl.h</w:t>
+      </w:r>
+      <w:proofErr w:type="spellEnd"/>
+      <w:r>
+        <w:t>, 37–53)</w:t>
+      </w:r>
+      <w:r>
+        <w:t xml:space="preserve"> </w:t>
+      </w:r>
+      <w:r>
+        <w:t>.</w:t>
+      </w:r>
+    </w:p>
+    <w:p>
+      <w:r>
+        <w:t>Хранятся в </w:t>
+      </w:r>
+      <w:proofErr w:type="spellStart"/>
+      <w:r>
+        <w:t>g_defrostParams</w:t>
+      </w:r>
+      <w:proofErr w:type="spellEnd"/>
+      <w:r>
+        <w:t> (</w:t>
+      </w:r>
+      <w:proofErr w:type="spellStart"/>
+      <w:r>
+        <w:t>DefrostParams_t</w:t>
+      </w:r>
+      <w:proofErr w:type="spellEnd"/>
+      <w:r>
+        <w:t xml:space="preserve">), не индексируются по фазе. </w:t>
+      </w:r>
+    </w:p>
+    <w:tbl>
+      <w:tblPr>
+        <w:tblW w:w="0" w:type="auto"/>
+        <w:tblBorders>
+          <w:top w:val="single" w:sz="4" w:space="0" w:color="auto"/>
+          <w:left w:val="single" w:sz="4" w:space="0" w:color="auto"/>
+          <w:bottom w:val="single" w:sz="4" w:space="0" w:color="auto"/>
+          <w:right w:val="single" w:sz="4" w:space="0" w:color="auto"/>
+          <w:insideH w:val="single" w:sz="4" w:space="0" w:color="auto"/>
+          <w:insideV w:val="single" w:sz="4" w:space="0" w:color="auto"/>
+        </w:tblBorders>
+        <w:tblCellMar>
+          <w:top w:w="15" w:type="dxa"/>
+          <w:left w:w="15" w:type="dxa"/>
+          <w:bottom w:w="15" w:type="dxa"/>
+          <w:right w:w="15" w:type="dxa"/>
+        </w:tblCellMar>
+        <w:tblLook w:val="04A0" w:firstRow="1" w:lastRow="0" w:firstColumn="1" w:lastColumn="0" w:noHBand="0" w:noVBand="1"/>
+      </w:tblPr>
+      <w:tblGrid>
+        <w:gridCol w:w="3254"/>
+        <w:gridCol w:w="6371"/>
+      </w:tblGrid>
+      <w:tr>
+        <w:trPr>
+          <w:tblHeader/>
+        </w:trPr>
+        <w:tc>
+          <w:tcPr>
+            <w:tcW w:w="3254" w:type="dxa"/>
+            <w:noWrap/>
+            <w:tcMar>
+              <w:top w:w="75" w:type="dxa"/>
+              <w:left w:w="135" w:type="dxa"/>
+              <w:bottom w:w="75" w:type="dxa"/>
+              <w:right w:w="135" w:type="dxa"/>
+            </w:tcMar>
+            <w:vAlign w:val="center"/>
+            <w:hideMark/>
+          </w:tcPr>
+          <w:p>
+            <w:pPr>
+              <w:rPr>
+                <w:b/>
+                <w:bCs/>
+              </w:rPr>
+            </w:pPr>
+            <w:r>
+              <w:rPr>
+                <w:b/>
+                <w:bCs/>
+              </w:rPr>
+              <w:t>Параметр</w:t>
+            </w:r>
+          </w:p>
+        </w:tc>
+        <w:tc>
+          <w:tcPr>
+            <w:tcW w:w="6371" w:type="dxa"/>
+            <w:noWrap/>
+            <w:tcMar>
+              <w:top w:w="75" w:type="dxa"/>
+              <w:left w:w="135" w:type="dxa"/>
+              <w:bottom w:w="75" w:type="dxa"/>
+              <w:right w:w="135" w:type="dxa"/>
+            </w:tcMar>
+            <w:vAlign w:val="center"/>
+            <w:hideMark/>
+          </w:tcPr>
+          <w:p>
+            <w:pPr>
+              <w:rPr>
+                <w:b/>
+                <w:bCs/>
+              </w:rPr>
+            </w:pPr>
+            <w:r>
+              <w:rPr>
+                <w:b/>
+                <w:bCs/>
+              </w:rPr>
+              <w:t>Описание</w:t>
+            </w:r>
+          </w:p>
+        </w:tc>
+      </w:tr>
+      <w:tr>
+        <w:tc>
+          <w:tcPr>
+            <w:tcW w:w="3254" w:type="dxa"/>
+            <w:noWrap/>
+            <w:tcMar>
+              <w:top w:w="75" w:type="dxa"/>
+              <w:left w:w="135" w:type="dxa"/>
+              <w:bottom w:w="75" w:type="dxa"/>
+              <w:right w:w="135" w:type="dxa"/>
+            </w:tcMar>
+            <w:vAlign w:val="center"/>
+            <w:hideMark/>
+          </w:tcPr>
+          <w:p>
+            <w:proofErr w:type="spellStart"/>
+            <w:r>
+              <w:rPr>
+                <w:b/>
+                <w:bCs/>
+              </w:rPr>
+              <w:t>leftRightTrimGain</w:t>
+            </w:r>
+            <w:proofErr w:type="spellEnd"/>
+          </w:p>
+        </w:tc>
+        <w:tc>
+          <w:tcPr>
+            <w:tcW w:w="6371" w:type="dxa"/>
+            <w:noWrap/>
+            <w:tcMar>
+              <w:top w:w="75" w:type="dxa"/>
+              <w:left w:w="135" w:type="dxa"/>
+              <w:bottom w:w="75" w:type="dxa"/>
+              <w:right w:w="135" w:type="dxa"/>
+            </w:tcMar>
+            <w:vAlign w:val="center"/>
+            <w:hideMark/>
+          </w:tcPr>
+          <w:p>
+            <w:r>
+              <w:t>Коэффициент подстройки по разности температур подачи лево/право (балансировка потоков)</w:t>
+            </w:r>
+          </w:p>
+        </w:tc>
+      </w:tr>
+      <w:tr>
+        <w:tc>
+          <w:tcPr>
+            <w:tcW w:w="3254" w:type="dxa"/>
+            <w:noWrap/>
+            <w:tcMar>
+              <w:top w:w="75" w:type="dxa"/>
+              <w:left w:w="135" w:type="dxa"/>
+              <w:bottom w:w="75" w:type="dxa"/>
+              <w:right w:w="135" w:type="dxa"/>
+            </w:tcMar>
+            <w:vAlign w:val="center"/>
+            <w:hideMark/>
+          </w:tcPr>
+          <w:p>
+            <w:proofErr w:type="spellStart"/>
+            <w:r>
+              <w:rPr>
+                <w:b/>
+                <w:bCs/>
+              </w:rPr>
+              <w:t>leftRightTrimMaxEq</w:t>
+            </w:r>
+            <w:proofErr w:type="spellEnd"/>
+          </w:p>
+        </w:tc>
+        <w:tc>
+          <w:tcPr>
+            <w:tcW w:w="6371" w:type="dxa"/>
+            <w:noWrap/>
+            <w:tcMar>
+              <w:top w:w="75" w:type="dxa"/>
+              <w:left w:w="135" w:type="dxa"/>
+              <w:bottom w:w="75" w:type="dxa"/>
+              <w:right w:w="135" w:type="dxa"/>
+            </w:tcMar>
+            <w:vAlign w:val="center"/>
+            <w:hideMark/>
+          </w:tcPr>
+          <w:p>
+            <w:r>
+              <w:t xml:space="preserve">Макс. эквивалент </w:t>
+            </w:r>
+            <w:proofErr w:type="spellStart"/>
+            <w:r>
+              <w:t>ТЭНа</w:t>
+            </w:r>
+            <w:proofErr w:type="spellEnd"/>
+            <w:r>
+              <w:t xml:space="preserve"> для коррекции дисбаланса лево/право (0…2)</w:t>
+            </w:r>
+          </w:p>
+        </w:tc>
+      </w:tr>
+      <w:tr>
+        <w:tc>
+          <w:tcPr>
+            <w:tcW w:w="3254" w:type="dxa"/>
+            <w:noWrap/>
+            <w:tcMar>
+              <w:top w:w="75" w:type="dxa"/>
+              <w:left w:w="135" w:type="dxa"/>
+              <w:bottom w:w="75" w:type="dxa"/>
+              <w:right w:w="135" w:type="dxa"/>
+            </w:tcMar>
+            <w:vAlign w:val="center"/>
+            <w:hideMark/>
+          </w:tcPr>
+          <w:p>
+            <w:proofErr w:type="spellStart"/>
+            <w:r>
+              <w:rPr>
+                <w:b/>
+                <w:bCs/>
+              </w:rPr>
+              <w:t>piKp</w:t>
+            </w:r>
+            <w:proofErr w:type="spellEnd"/>
+          </w:p>
+        </w:tc>
+        <w:tc>
+          <w:tcPr>
+            <w:tcW w:w="6371" w:type="dxa"/>
+            <w:noWrap/>
+            <w:tcMar>
+              <w:top w:w="75" w:type="dxa"/>
+              <w:left w:w="135" w:type="dxa"/>
+              <w:bottom w:w="75" w:type="dxa"/>
+              <w:right w:w="135" w:type="dxa"/>
+            </w:tcMar>
+            <w:vAlign w:val="center"/>
+            <w:hideMark/>
+          </w:tcPr>
+          <w:p>
+            <w:r>
+              <w:t>Пропорциональный коэффициент ПИ-регулятора температуры подачи</w:t>
+            </w:r>
+          </w:p>
+        </w:tc>
+      </w:tr>
+      <w:tr>
+        <w:tc>
+          <w:tcPr>
+            <w:tcW w:w="3254" w:type="dxa"/>
+            <w:noWrap/>
+            <w:tcMar>
+              <w:top w:w="75" w:type="dxa"/>
+              <w:left w:w="135" w:type="dxa"/>
+              <w:bottom w:w="75" w:type="dxa"/>
+              <w:right w:w="135" w:type="dxa"/>
+            </w:tcMar>
+            <w:vAlign w:val="center"/>
+            <w:hideMark/>
+          </w:tcPr>
+          <w:p>
+            <w:proofErr w:type="spellStart"/>
+            <w:r>
+              <w:rPr>
+                <w:b/>
+                <w:bCs/>
+              </w:rPr>
+              <w:t>piKi</w:t>
+            </w:r>
+            <w:proofErr w:type="spellEnd"/>
+          </w:p>
+        </w:tc>
+        <w:tc>
+          <w:tcPr>
+            <w:tcW w:w="6371" w:type="dxa"/>
+            <w:noWrap/>
+            <w:tcMar>
+              <w:top w:w="75" w:type="dxa"/>
+              <w:left w:w="135" w:type="dxa"/>
+              <w:bottom w:w="75" w:type="dxa"/>
+              <w:right w:w="135" w:type="dxa"/>
+            </w:tcMar>
+            <w:vAlign w:val="center"/>
+            <w:hideMark/>
+          </w:tcPr>
+          <w:p>
+            <w:r>
+              <w:t>Интегральный коэффициент ПИ-регулятора температуры подачи</w:t>
+            </w:r>
+          </w:p>
+        </w:tc>
+      </w:tr>
+      <w:tr>
+        <w:tc>
+          <w:tcPr>
+            <w:tcW w:w="3254" w:type="dxa"/>
+            <w:noWrap/>
+            <w:tcMar>
+              <w:top w:w="75" w:type="dxa"/>
+              <w:left w:w="135" w:type="dxa"/>
+              <w:bottom w:w="75" w:type="dxa"/>
+              <w:right w:w="135" w:type="dxa"/>
+            </w:tcMar>
+            <w:vAlign w:val="center"/>
+            <w:hideMark/>
+          </w:tcPr>
+          <w:p>
+            <w:proofErr w:type="spellStart"/>
+            <w:r>
+              <w:rPr>
+                <w:b/>
+                <w:bCs/>
+              </w:rPr>
+              <w:t>wDeadband_kgkg</w:t>
+            </w:r>
+            <w:proofErr w:type="spellEnd"/>
+          </w:p>
+        </w:tc>
+        <w:tc>
+          <w:tcPr>
+            <w:tcW w:w="6371" w:type="dxa"/>
+            <w:noWrap/>
+            <w:tcMar>
+              <w:top w:w="75" w:type="dxa"/>
+              <w:left w:w="135" w:type="dxa"/>
+              <w:bottom w:w="75" w:type="dxa"/>
+              <w:right w:w="135" w:type="dxa"/>
+            </w:tcMar>
+            <w:vAlign w:val="center"/>
+            <w:hideMark/>
+          </w:tcPr>
+          <w:p>
+            <w:r>
+              <w:t>Мёртвая зона по абсолютной влажности, кг/кг (чтобы не дёргать форсунку и вытяжку)</w:t>
+            </w:r>
+          </w:p>
+        </w:tc>
+      </w:tr>
+      <w:tr>
+        <w:tc>
+          <w:tcPr>
+            <w:tcW w:w="3254" w:type="dxa"/>
+            <w:noWrap/>
+            <w:tcMar>
+              <w:top w:w="75" w:type="dxa"/>
+              <w:left w:w="135" w:type="dxa"/>
+              <w:bottom w:w="75" w:type="dxa"/>
+              <w:right w:w="135" w:type="dxa"/>
+            </w:tcMar>
+            <w:vAlign w:val="center"/>
+            <w:hideMark/>
+          </w:tcPr>
+          <w:p>
+            <w:proofErr w:type="spellStart"/>
+            <w:r>
+              <w:rPr>
+                <w:b/>
+                <w:bCs/>
+              </w:rPr>
+              <w:t>injGain</w:t>
+            </w:r>
+            <w:proofErr w:type="spellEnd"/>
+          </w:p>
+        </w:tc>
+        <w:tc>
+          <w:tcPr>
+            <w:tcW w:w="6371" w:type="dxa"/>
+            <w:noWrap/>
+            <w:tcMar>
+              <w:top w:w="75" w:type="dxa"/>
+              <w:left w:w="135" w:type="dxa"/>
+              <w:bottom w:w="75" w:type="dxa"/>
+              <w:right w:w="135" w:type="dxa"/>
+            </w:tcMar>
+            <w:vAlign w:val="center"/>
+            <w:hideMark/>
+          </w:tcPr>
+          <w:p>
+            <w:r>
+              <w:t>Коэффициент форсунки: скважность на (кг/кг) по ошибке влажности</w:t>
+            </w:r>
+          </w:p>
+        </w:tc>
+      </w:tr>
+      <w:tr>
+        <w:tc>
+          <w:tcPr>
+            <w:tcW w:w="3254" w:type="dxa"/>
+            <w:noWrap/>
+            <w:tcMar>
+              <w:top w:w="75" w:type="dxa"/>
+              <w:left w:w="135" w:type="dxa"/>
+              <w:bottom w:w="75" w:type="dxa"/>
+              <w:right w:w="135" w:type="dxa"/>
+            </w:tcMar>
+            <w:vAlign w:val="center"/>
+            <w:hideMark/>
+          </w:tcPr>
+          <w:p>
+            <w:proofErr w:type="spellStart"/>
+            <w:r>
+              <w:rPr>
+                <w:b/>
+                <w:bCs/>
+              </w:rPr>
+              <w:t>outDamperTimer_s</w:t>
+            </w:r>
+            <w:proofErr w:type="spellEnd"/>
+          </w:p>
+        </w:tc>
+        <w:tc>
+          <w:tcPr>
+            <w:tcW w:w="6371" w:type="dxa"/>
+            <w:noWrap/>
+            <w:tcMar>
+              <w:top w:w="75" w:type="dxa"/>
+              <w:left w:w="135" w:type="dxa"/>
+              <w:bottom w:w="75" w:type="dxa"/>
+              <w:right w:w="135" w:type="dxa"/>
+            </w:tcMar>
+            <w:vAlign w:val="center"/>
+            <w:hideMark/>
+          </w:tcPr>
+          <w:p>
+            <w:r>
+              <w:t>Время полного открытия заслонки вытяжки, с</w:t>
+            </w:r>
+          </w:p>
+        </w:tc>
+      </w:tr>
+      <w:tr>
+        <w:tc>
+          <w:tcPr>
+            <w:tcW w:w="3254" w:type="dxa"/>
+            <w:noWrap/>
+            <w:tcMar>
+              <w:top w:w="75" w:type="dxa"/>
+              <w:left w:w="135" w:type="dxa"/>
+              <w:bottom w:w="75" w:type="dxa"/>
+              <w:right w:w="135" w:type="dxa"/>
+            </w:tcMar>
+            <w:vAlign w:val="center"/>
+            <w:hideMark/>
+          </w:tcPr>
+          <w:p>
+            <w:proofErr w:type="spellStart"/>
+            <w:r>
+              <w:rPr>
+                <w:b/>
+                <w:bCs/>
+              </w:rPr>
+              <w:t>outFanDelay_s</w:t>
+            </w:r>
+            <w:proofErr w:type="spellEnd"/>
+          </w:p>
+        </w:tc>
+        <w:tc>
+          <w:tcPr>
+            <w:tcW w:w="6371" w:type="dxa"/>
+            <w:noWrap/>
+            <w:tcMar>
+              <w:top w:w="75" w:type="dxa"/>
+              <w:left w:w="135" w:type="dxa"/>
+              <w:bottom w:w="75" w:type="dxa"/>
+              <w:right w:w="135" w:type="dxa"/>
+            </w:tcMar>
+            <w:vAlign w:val="center"/>
+            <w:hideMark/>
+          </w:tcPr>
+          <w:p>
+            <w:r>
+              <w:t xml:space="preserve">Задержка включения вентилятора вытяжки после открытия </w:t>
+            </w:r>
+            <w:r>
+              <w:lastRenderedPageBreak/>
+              <w:t>заслонки, с</w:t>
+            </w:r>
+          </w:p>
+        </w:tc>
+      </w:tr>
+      <w:tr>
+        <w:tc>
+          <w:tcPr>
+            <w:tcW w:w="3254" w:type="dxa"/>
+            <w:noWrap/>
+            <w:tcMar>
+              <w:top w:w="75" w:type="dxa"/>
+              <w:left w:w="135" w:type="dxa"/>
+              <w:bottom w:w="75" w:type="dxa"/>
+              <w:right w:w="135" w:type="dxa"/>
+            </w:tcMar>
+            <w:vAlign w:val="center"/>
+            <w:hideMark/>
+          </w:tcPr>
+          <w:p>
+            <w:proofErr w:type="spellStart"/>
+            <w:r>
+              <w:rPr>
+                <w:b/>
+                <w:bCs/>
+              </w:rPr>
+              <w:lastRenderedPageBreak/>
+              <w:t>outHold_s</w:t>
+            </w:r>
+            <w:proofErr w:type="spellEnd"/>
+          </w:p>
+        </w:tc>
+        <w:tc>
+          <w:tcPr>
+            <w:tcW w:w="6371" w:type="dxa"/>
+            <w:noWrap/>
+            <w:tcMar>
+              <w:top w:w="75" w:type="dxa"/>
+              <w:left w:w="135" w:type="dxa"/>
+              <w:bottom w:w="75" w:type="dxa"/>
+              <w:right w:w="135" w:type="dxa"/>
+            </w:tcMar>
+            <w:vAlign w:val="center"/>
+            <w:hideMark/>
+          </w:tcPr>
+          <w:p>
+            <w:r>
+              <w:t>Минимальное время удержания состояния вытяжки (</w:t>
+            </w:r>
+            <w:proofErr w:type="spellStart"/>
+            <w:r>
+              <w:t>вкл</w:t>
+            </w:r>
+            <w:proofErr w:type="spellEnd"/>
+            <w:r>
+              <w:t>/</w:t>
+            </w:r>
+            <w:proofErr w:type="spellStart"/>
+            <w:r>
+              <w:t>выкл</w:t>
+            </w:r>
+            <w:proofErr w:type="spellEnd"/>
+            <w:r>
+              <w:t>), с</w:t>
+            </w:r>
+          </w:p>
+        </w:tc>
+      </w:tr>
+      <w:tr>
+        <w:tc>
+          <w:tcPr>
+            <w:tcW w:w="3254" w:type="dxa"/>
+            <w:noWrap/>
+            <w:tcMar>
+              <w:top w:w="75" w:type="dxa"/>
+              <w:left w:w="135" w:type="dxa"/>
+              <w:bottom w:w="75" w:type="dxa"/>
+              <w:right w:w="135" w:type="dxa"/>
+            </w:tcMar>
+            <w:vAlign w:val="center"/>
+            <w:hideMark/>
+          </w:tcPr>
+          <w:p>
+            <w:proofErr w:type="spellStart"/>
+            <w:r>
+              <w:rPr>
+                <w:b/>
+                <w:bCs/>
+              </w:rPr>
+              <w:t>tenMinHold_s</w:t>
+            </w:r>
+            <w:proofErr w:type="spellEnd"/>
+          </w:p>
+        </w:tc>
+        <w:tc>
+          <w:tcPr>
+            <w:tcW w:w="6371" w:type="dxa"/>
+            <w:noWrap/>
+            <w:tcMar>
+              <w:top w:w="75" w:type="dxa"/>
+              <w:left w:w="135" w:type="dxa"/>
+              <w:bottom w:w="75" w:type="dxa"/>
+              <w:right w:w="135" w:type="dxa"/>
+            </w:tcMar>
+            <w:vAlign w:val="center"/>
+            <w:hideMark/>
+          </w:tcPr>
+          <w:p>
+            <w:r>
+              <w:t xml:space="preserve">Минимальное время удержания состояния </w:t>
+            </w:r>
+            <w:proofErr w:type="spellStart"/>
+            <w:r>
+              <w:t>ТЭНов</w:t>
+            </w:r>
+            <w:proofErr w:type="spellEnd"/>
+            <w:r>
+              <w:t xml:space="preserve"> (</w:t>
+            </w:r>
+            <w:proofErr w:type="spellStart"/>
+            <w:r>
+              <w:t>вкл</w:t>
+            </w:r>
+            <w:proofErr w:type="spellEnd"/>
+            <w:r>
+              <w:t>/</w:t>
+            </w:r>
+            <w:proofErr w:type="spellStart"/>
+            <w:r>
+              <w:t>выкл</w:t>
+            </w:r>
+            <w:proofErr w:type="spellEnd"/>
+            <w:r>
+              <w:t>), с</w:t>
+            </w:r>
+          </w:p>
+        </w:tc>
+      </w:tr>
+      <w:tr>
+        <w:tc>
+          <w:tcPr>
+            <w:tcW w:w="3254" w:type="dxa"/>
+            <w:noWrap/>
+            <w:tcMar>
+              <w:top w:w="75" w:type="dxa"/>
+              <w:left w:w="135" w:type="dxa"/>
+              <w:bottom w:w="75" w:type="dxa"/>
+              <w:right w:w="135" w:type="dxa"/>
+            </w:tcMar>
+            <w:vAlign w:val="center"/>
+            <w:hideMark/>
+          </w:tcPr>
+          <w:p>
+            <w:proofErr w:type="spellStart"/>
+            <w:r>
+              <w:rPr>
+                <w:b/>
+                <w:bCs/>
+              </w:rPr>
+              <w:t>injMinHold_s</w:t>
+            </w:r>
+            <w:proofErr w:type="spellEnd"/>
+          </w:p>
+        </w:tc>
+        <w:tc>
+          <w:tcPr>
+            <w:tcW w:w="6371" w:type="dxa"/>
+            <w:noWrap/>
+            <w:tcMar>
+              <w:top w:w="75" w:type="dxa"/>
+              <w:left w:w="135" w:type="dxa"/>
+              <w:bottom w:w="75" w:type="dxa"/>
+              <w:right w:w="135" w:type="dxa"/>
+            </w:tcMar>
+            <w:vAlign w:val="center"/>
+            <w:hideMark/>
+          </w:tcPr>
+          <w:p>
+            <w:r>
+              <w:t>Минимальное время удержания состояния форсунки (</w:t>
+            </w:r>
+            <w:proofErr w:type="spellStart"/>
+            <w:r>
+              <w:t>вкл</w:t>
+            </w:r>
+            <w:proofErr w:type="spellEnd"/>
+            <w:r>
+              <w:t>/</w:t>
+            </w:r>
+            <w:proofErr w:type="spellStart"/>
+            <w:r>
+              <w:t>выкл</w:t>
+            </w:r>
+            <w:proofErr w:type="spellEnd"/>
+            <w:r>
+              <w:t>), с</w:t>
+            </w:r>
+          </w:p>
+        </w:tc>
+      </w:tr>
+      <w:tr>
+        <w:tc>
+          <w:tcPr>
+            <w:tcW w:w="3254" w:type="dxa"/>
+            <w:noWrap/>
+            <w:tcMar>
+              <w:top w:w="75" w:type="dxa"/>
+              <w:left w:w="135" w:type="dxa"/>
+              <w:bottom w:w="75" w:type="dxa"/>
+              <w:right w:w="135" w:type="dxa"/>
+            </w:tcMar>
+            <w:vAlign w:val="center"/>
+            <w:hideMark/>
+          </w:tcPr>
+          <w:p>
+            <w:proofErr w:type="spellStart"/>
+            <w:r>
+              <w:rPr>
+                <w:b/>
+                <w:bCs/>
+              </w:rPr>
+              <w:t>airOnlyPhaseWarmUp_s</w:t>
+            </w:r>
+            <w:proofErr w:type="spellEnd"/>
+          </w:p>
+        </w:tc>
+        <w:tc>
+          <w:tcPr>
+            <w:tcW w:w="6371" w:type="dxa"/>
+            <w:noWrap/>
+            <w:tcMar>
+              <w:top w:w="75" w:type="dxa"/>
+              <w:left w:w="135" w:type="dxa"/>
+              <w:bottom w:w="75" w:type="dxa"/>
+              <w:right w:w="135" w:type="dxa"/>
+            </w:tcMar>
+            <w:vAlign w:val="center"/>
+            <w:hideMark/>
+          </w:tcPr>
+          <w:p>
+            <w:r>
+              <w:t>Длительность фазы </w:t>
+            </w:r>
+            <w:proofErr w:type="spellStart"/>
+            <w:r>
+              <w:t>WarmUp</w:t>
+            </w:r>
+            <w:proofErr w:type="spellEnd"/>
+            <w:r>
+              <w:t xml:space="preserve"> в режиме «только по воздуху», с (напр. 600 = 10 мин)</w:t>
+            </w:r>
+          </w:p>
+        </w:tc>
+      </w:tr>
+      <w:tr>
+        <w:tc>
+          <w:tcPr>
+            <w:tcW w:w="3254" w:type="dxa"/>
+            <w:noWrap/>
+            <w:tcMar>
+              <w:top w:w="75" w:type="dxa"/>
+              <w:left w:w="135" w:type="dxa"/>
+              <w:bottom w:w="75" w:type="dxa"/>
+              <w:right w:w="135" w:type="dxa"/>
+            </w:tcMar>
+            <w:vAlign w:val="center"/>
+            <w:hideMark/>
+          </w:tcPr>
+          <w:p>
+            <w:proofErr w:type="spellStart"/>
+            <w:r>
+              <w:rPr>
+                <w:b/>
+                <w:bCs/>
+              </w:rPr>
+              <w:t>airOnlyPhasePlateau_s</w:t>
+            </w:r>
+            <w:proofErr w:type="spellEnd"/>
+          </w:p>
+        </w:tc>
+        <w:tc>
+          <w:tcPr>
+            <w:tcW w:w="6371" w:type="dxa"/>
+            <w:noWrap/>
+            <w:tcMar>
+              <w:top w:w="75" w:type="dxa"/>
+              <w:left w:w="135" w:type="dxa"/>
+              <w:bottom w:w="75" w:type="dxa"/>
+              <w:right w:w="135" w:type="dxa"/>
+            </w:tcMar>
+            <w:vAlign w:val="center"/>
+            <w:hideMark/>
+          </w:tcPr>
+          <w:p>
+            <w:r>
+              <w:t>Конец фазы </w:t>
+            </w:r>
+            <w:proofErr w:type="spellStart"/>
+            <w:r>
+              <w:t>Plateau</w:t>
+            </w:r>
+            <w:proofErr w:type="spellEnd"/>
+            <w:r>
+              <w:t xml:space="preserve"> от старта в режиме «только по воздуху», с (напр. 1800 = 30 мин)</w:t>
+            </w:r>
+          </w:p>
+        </w:tc>
+      </w:tr>
+      <w:tr>
+        <w:tc>
+          <w:tcPr>
+            <w:tcW w:w="3254" w:type="dxa"/>
+            <w:noWrap/>
+            <w:tcMar>
+              <w:top w:w="75" w:type="dxa"/>
+              <w:left w:w="135" w:type="dxa"/>
+              <w:bottom w:w="75" w:type="dxa"/>
+              <w:right w:w="135" w:type="dxa"/>
+            </w:tcMar>
+            <w:vAlign w:val="center"/>
+            <w:hideMark/>
+          </w:tcPr>
+          <w:p>
+            <w:proofErr w:type="spellStart"/>
+            <w:r>
+              <w:rPr>
+                <w:b/>
+                <w:bCs/>
+              </w:rPr>
+              <w:t>maxRuntime_s</w:t>
+            </w:r>
+            <w:proofErr w:type="spellEnd"/>
+          </w:p>
+        </w:tc>
+        <w:tc>
+          <w:tcPr>
+            <w:tcW w:w="6371" w:type="dxa"/>
+            <w:noWrap/>
+            <w:tcMar>
+              <w:top w:w="75" w:type="dxa"/>
+              <w:left w:w="135" w:type="dxa"/>
+              <w:bottom w:w="75" w:type="dxa"/>
+              <w:right w:w="135" w:type="dxa"/>
+            </w:tcMar>
+            <w:vAlign w:val="center"/>
+            <w:hideMark/>
+          </w:tcPr>
+          <w:p>
+            <w:r>
+              <w:t>Макс. длительность процесса, с (напр. 7200 = 2 ч); после — нагрев отключается</w:t>
+            </w:r>
+          </w:p>
+        </w:tc>
+      </w:tr>
+      <w:tr>
+        <w:tc>
+          <w:tcPr>
+            <w:tcW w:w="3254" w:type="dxa"/>
+            <w:noWrap/>
+            <w:tcMar>
+              <w:top w:w="75" w:type="dxa"/>
+              <w:left w:w="135" w:type="dxa"/>
+              <w:bottom w:w="75" w:type="dxa"/>
+              <w:right w:w="135" w:type="dxa"/>
+            </w:tcMar>
+            <w:vAlign w:val="center"/>
+            <w:hideMark/>
+          </w:tcPr>
+          <w:p>
+            <w:proofErr w:type="spellStart"/>
+            <w:r>
+              <w:rPr>
+                <w:b/>
+                <w:bCs/>
+              </w:rPr>
+              <w:t>sensorUseInDefrost</w:t>
+            </w:r>
+            <w:proofErr w:type="spellEnd"/>
+            <w:r>
+              <w:rPr>
+                <w:b/>
+                <w:bCs/>
+              </w:rPr>
+              <w:t>[]</w:t>
+            </w:r>
+          </w:p>
+        </w:tc>
+        <w:tc>
+          <w:tcPr>
+            <w:tcW w:w="6371" w:type="dxa"/>
+            <w:noWrap/>
+            <w:tcMar>
+              <w:top w:w="75" w:type="dxa"/>
+              <w:left w:w="135" w:type="dxa"/>
+              <w:bottom w:w="75" w:type="dxa"/>
+              <w:right w:w="135" w:type="dxa"/>
+            </w:tcMar>
+            <w:vAlign w:val="center"/>
+            <w:hideMark/>
+          </w:tcPr>
+          <w:p>
+            <w:r>
+              <w:t xml:space="preserve">По каждому датчику: 1 = использовать в </w:t>
+            </w:r>
+            <w:proofErr w:type="spellStart"/>
+            <w:r>
+              <w:t>дефросте</w:t>
+            </w:r>
+            <w:proofErr w:type="spellEnd"/>
+            <w:r>
+              <w:t>, 0 = игнорировать</w:t>
+            </w:r>
+          </w:p>
+        </w:tc>
+      </w:tr>
+    </w:tbl>
+    <w:p/>
+    <w:p>
+      <w:pPr>
+        <w:rPr>
+          <w:b/>
+          <w:bCs/>
+        </w:rPr>
+      </w:pPr>
+      <w:r>
+        <w:rPr>
+          <w:b/>
+          <w:bCs/>
+        </w:rPr>
+        <w:t xml:space="preserve">Группа </w:t>
+      </w:r>
+      <w:r>
+        <w:rPr>
+          <w:b/>
+          <w:bCs/>
+        </w:rPr>
+        <w:t>3. Переменные алгоритма, меняющиеся в процессе работы</w:t>
+      </w:r>
+    </w:p>
+    <w:p>
+      <w:r>
+        <w:t>Вычисляются на каждом шаге в </w:t>
+      </w:r>
+      <w:r>
+        <w:rPr>
+          <w:rStyle w:val="markdown-inline-code"/>
+          <w:rFonts w:ascii="Consolas" w:hAnsi="Consolas"/>
+          <w:sz w:val="22"/>
+          <w:szCs w:val="22"/>
+        </w:rPr>
+        <w:t>ControlStep1s</w:t>
+      </w:r>
+      <w:r>
+        <w:t> / </w:t>
+      </w:r>
+      <w:r>
+        <w:rPr>
+          <w:rStyle w:val="markdown-inline-code"/>
+          <w:rFonts w:ascii="Consolas" w:hAnsi="Consolas"/>
+          <w:sz w:val="22"/>
+          <w:szCs w:val="22"/>
+        </w:rPr>
+        <w:t>ControlStep1s_AirOnly</w:t>
+      </w:r>
+      <w:r>
+        <w:t> и просто фиксируются в логе</w:t>
+      </w:r>
+      <w:r>
+        <w:t>.</w:t>
+      </w:r>
+    </w:p>
+    <w:p>
+      <w:r>
+        <w:rPr>
+          <w:b/>
+          <w:bCs/>
+        </w:rPr>
+        <w:t>**Регулярный лог (пакет Type 0x01)**</w:t>
+      </w:r>
+      <w:r>
+        <w:t xml:space="preserve"> после телеметрии содержит </w:t>
+      </w:r>
+      <w:r>
+        <w:rPr>
+          <w:b/>
+          <w:bCs/>
+        </w:rPr>
+        <w:t>**только группу 3**</w:t>
+      </w:r>
+      <w:r>
+        <w:t xml:space="preserve"> — переменные алгоритма. </w:t>
+      </w:r>
+    </w:p>
+    <w:p/>
+    <w:tbl>
+      <w:tblPr>
+        <w:tblW w:w="0" w:type="auto"/>
+        <w:tblBorders>
+          <w:top w:val="single" w:sz="4" w:space="0" w:color="auto"/>
+          <w:left w:val="single" w:sz="4" w:space="0" w:color="auto"/>
+          <w:bottom w:val="single" w:sz="4" w:space="0" w:color="auto"/>
+          <w:right w:val="single" w:sz="4" w:space="0" w:color="auto"/>
+          <w:insideH w:val="single" w:sz="4" w:space="0" w:color="auto"/>
+          <w:insideV w:val="single" w:sz="4" w:space="0" w:color="auto"/>
+        </w:tblBorders>
+        <w:tblLayout w:type="fixed"/>
+        <w:tblCellMar>
+          <w:top w:w="15" w:type="dxa"/>
+          <w:left w:w="15" w:type="dxa"/>
+          <w:bottom w:w="15" w:type="dxa"/>
+          <w:right w:w="15" w:type="dxa"/>
+        </w:tblCellMar>
+        <w:tblLook w:val="04A0" w:firstRow="1" w:lastRow="0" w:firstColumn="1" w:lastColumn="0" w:noHBand="0" w:noVBand="1"/>
+      </w:tblPr>
+      <w:tblGrid>
+        <w:gridCol w:w="2545"/>
+        <w:gridCol w:w="7080"/>
+      </w:tblGrid>
+      <w:tr>
+        <w:trPr>
+          <w:tblHeader/>
+        </w:trPr>
+        <w:tc>
+          <w:tcPr>
+            <w:tcW w:w="2545" w:type="dxa"/>
+            <w:noWrap/>
+            <w:tcMar>
+              <w:top w:w="75" w:type="dxa"/>
+              <w:left w:w="135" w:type="dxa"/>
+              <w:bottom w:w="75" w:type="dxa"/>
+              <w:right w:w="135" w:type="dxa"/>
+            </w:tcMar>
+            <w:vAlign w:val="center"/>
+            <w:hideMark/>
+          </w:tcPr>
+          <w:p>
+            <w:pPr>
+              <w:rPr>
+                <w:b/>
+                <w:bCs/>
+              </w:rPr>
+            </w:pPr>
+            <w:r>
+              <w:rPr>
+                <w:b/>
+                <w:bCs/>
+              </w:rPr>
+              <w:t>Поле в логе</w:t>
+            </w:r>
+          </w:p>
+        </w:tc>
+        <w:tc>
+          <w:tcPr>
+            <w:tcW w:w="7080" w:type="dxa"/>
+            <w:noWrap/>
+            <w:tcMar>
+              <w:top w:w="75" w:type="dxa"/>
+              <w:left w:w="135" w:type="dxa"/>
+              <w:bottom w:w="75" w:type="dxa"/>
+              <w:right w:w="135" w:type="dxa"/>
+            </w:tcMar>
+            <w:vAlign w:val="center"/>
+            <w:hideMark/>
+          </w:tcPr>
+          <w:p>
+            <w:pPr>
+              <w:rPr>
+                <w:b/>
+                <w:bCs/>
+              </w:rPr>
+            </w:pPr>
+            <w:r>
+              <w:rPr>
+                <w:b/>
+                <w:bCs/>
+              </w:rPr>
+              <w:t>Описание</w:t>
+            </w:r>
+          </w:p>
+        </w:tc>
+      </w:tr>
+      <w:tr>
+        <w:tc>
+          <w:tcPr>
+            <w:tcW w:w="2545" w:type="dxa"/>
+            <w:noWrap/>
+            <w:tcMar>
+              <w:top w:w="75" w:type="dxa"/>
+              <w:left w:w="135" w:type="dxa"/>
+              <w:bottom w:w="75" w:type="dxa"/>
+              <w:right w:w="135" w:type="dxa"/>
+            </w:tcMar>
+            <w:vAlign w:val="center"/>
+            <w:hideMark/>
+          </w:tcPr>
+          <w:p>
+            <w:proofErr w:type="spellStart"/>
+            <w:r>
+              <w:rPr>
+                <w:rStyle w:val="markdown-bold-text"/>
+                <w:b/>
+                <w:bCs/>
+              </w:rPr>
+              <w:t>eT_common</w:t>
+            </w:r>
+            <w:proofErr w:type="spellEnd"/>
+          </w:p>
+        </w:tc>
+        <w:tc>
+          <w:tcPr>
+            <w:tcW w:w="7080" w:type="dxa"/>
+            <w:noWrap/>
+            <w:tcMar>
+              <w:top w:w="75" w:type="dxa"/>
+              <w:left w:w="135" w:type="dxa"/>
+              <w:bottom w:w="75" w:type="dxa"/>
+              <w:right w:w="135" w:type="dxa"/>
+            </w:tcMar>
+            <w:vAlign w:val="center"/>
+            <w:hideMark/>
+          </w:tcPr>
+          <w:p>
+            <w:r>
+              <w:t>Общая ошибка по температуре (регулятор)</w:t>
+            </w:r>
+          </w:p>
+        </w:tc>
+      </w:tr>
+      <w:tr>
+        <w:tc>
+          <w:tcPr>
+            <w:tcW w:w="2545" w:type="dxa"/>
+            <w:noWrap/>
+            <w:tcMar>
+              <w:top w:w="75" w:type="dxa"/>
+              <w:left w:w="135" w:type="dxa"/>
+              <w:bottom w:w="75" w:type="dxa"/>
+              <w:right w:w="135" w:type="dxa"/>
+            </w:tcMar>
+            <w:vAlign w:val="center"/>
+            <w:hideMark/>
+          </w:tcPr>
+          <w:p>
+            <w:r>
+              <w:rPr>
+                <w:rStyle w:val="markdown-bold-text"/>
+                <w:b/>
+                <w:bCs/>
+              </w:rPr>
+              <w:t>heatScale01</w:t>
+            </w:r>
+          </w:p>
+        </w:tc>
+        <w:tc>
+          <w:tcPr>
+            <w:tcW w:w="7080" w:type="dxa"/>
+            <w:noWrap/>
+            <w:tcMar>
+              <w:top w:w="75" w:type="dxa"/>
+              <w:left w:w="135" w:type="dxa"/>
+              <w:bottom w:w="75" w:type="dxa"/>
+              <w:right w:w="135" w:type="dxa"/>
+            </w:tcMar>
+            <w:vAlign w:val="center"/>
+            <w:hideMark/>
+          </w:tcPr>
+          <w:p>
+            <w:r>
+              <w:t>Масштаб нагрева 0…1</w:t>
+            </w:r>
+          </w:p>
+        </w:tc>
+      </w:tr>
+      <w:tr>
+        <w:tc>
+          <w:tcPr>
+            <w:tcW w:w="2545" w:type="dxa"/>
+            <w:noWrap/>
+            <w:tcMar>
+              <w:top w:w="75" w:type="dxa"/>
+              <w:left w:w="135" w:type="dxa"/>
+              <w:bottom w:w="75" w:type="dxa"/>
+              <w:right w:w="135" w:type="dxa"/>
+            </w:tcMar>
+            <w:vAlign w:val="center"/>
+            <w:hideMark/>
+          </w:tcPr>
+          <w:p>
+            <w:proofErr w:type="spellStart"/>
+            <w:r>
+              <w:rPr>
+                <w:rStyle w:val="markdown-bold-text"/>
+                <w:b/>
+                <w:bCs/>
+              </w:rPr>
+              <w:t>uCommon_TEN</w:t>
+            </w:r>
+            <w:proofErr w:type="spellEnd"/>
+          </w:p>
+        </w:tc>
+        <w:tc>
+          <w:tcPr>
+            <w:tcW w:w="7080" w:type="dxa"/>
+            <w:noWrap/>
+            <w:tcMar>
+              <w:top w:w="75" w:type="dxa"/>
+              <w:left w:w="135" w:type="dxa"/>
+              <w:bottom w:w="75" w:type="dxa"/>
+              <w:right w:w="135" w:type="dxa"/>
+            </w:tcMar>
+            <w:vAlign w:val="center"/>
+            <w:hideMark/>
+          </w:tcPr>
+          <w:p>
+            <w:r>
+              <w:t xml:space="preserve">Общее управление </w:t>
+            </w:r>
+            <w:proofErr w:type="spellStart"/>
+            <w:r>
+              <w:t>ТЭНами</w:t>
+            </w:r>
+            <w:proofErr w:type="spellEnd"/>
+          </w:p>
+        </w:tc>
+      </w:tr>
+      <w:tr>
+        <w:tc>
+          <w:tcPr>
+            <w:tcW w:w="2545" w:type="dxa"/>
+            <w:noWrap/>
+            <w:tcMar>
+              <w:top w:w="75" w:type="dxa"/>
+              <w:left w:w="135" w:type="dxa"/>
+              <w:bottom w:w="75" w:type="dxa"/>
+              <w:right w:w="135" w:type="dxa"/>
+            </w:tcMar>
+            <w:vAlign w:val="center"/>
+            <w:hideMark/>
+          </w:tcPr>
+          <w:p>
+            <w:proofErr w:type="spellStart"/>
+            <w:r>
+              <w:rPr>
+                <w:rStyle w:val="markdown-bold-text"/>
+                <w:b/>
+                <w:bCs/>
+              </w:rPr>
+              <w:t>trim_TEN</w:t>
+            </w:r>
+            <w:proofErr w:type="spellEnd"/>
+          </w:p>
+        </w:tc>
+        <w:tc>
+          <w:tcPr>
+            <w:tcW w:w="7080" w:type="dxa"/>
+            <w:noWrap/>
+            <w:tcMar>
+              <w:top w:w="75" w:type="dxa"/>
+              <w:left w:w="135" w:type="dxa"/>
+              <w:bottom w:w="75" w:type="dxa"/>
+              <w:right w:w="135" w:type="dxa"/>
+            </w:tcMar>
+            <w:vAlign w:val="center"/>
+            <w:hideMark/>
+          </w:tcPr>
+          <w:p>
+            <w:r>
+              <w:t>Подстройка ТЭН (баланс лево/право)</w:t>
+            </w:r>
+          </w:p>
+        </w:tc>
+      </w:tr>
+      <w:tr>
+        <w:tc>
+          <w:tcPr>
+            <w:tcW w:w="2545" w:type="dxa"/>
+            <w:noWrap/>
+            <w:tcMar>
+              <w:top w:w="75" w:type="dxa"/>
+              <w:left w:w="135" w:type="dxa"/>
+              <w:bottom w:w="75" w:type="dxa"/>
+              <w:right w:w="135" w:type="dxa"/>
+            </w:tcMar>
+            <w:vAlign w:val="center"/>
+            <w:hideMark/>
+          </w:tcPr>
+          <w:p>
+            <w:proofErr w:type="spellStart"/>
+            <w:r>
+              <w:rPr>
+                <w:rStyle w:val="markdown-bold-text"/>
+                <w:b/>
+                <w:bCs/>
+              </w:rPr>
+              <w:t>uLeft_TEN</w:t>
+            </w:r>
+            <w:proofErr w:type="spellEnd"/>
+            <w:r>
+              <w:t>, </w:t>
+            </w:r>
+          </w:p>
+          <w:p>
+            <w:proofErr w:type="spellStart"/>
+            <w:r>
+              <w:rPr>
+                <w:rStyle w:val="markdown-bold-text"/>
+                <w:b/>
+                <w:bCs/>
+              </w:rPr>
+              <w:t>uRight_TEN</w:t>
+            </w:r>
+            <w:proofErr w:type="spellEnd"/>
+          </w:p>
+        </w:tc>
+        <w:tc>
+          <w:tcPr>
+            <w:tcW w:w="7080" w:type="dxa"/>
+            <w:noWrap/>
+            <w:tcMar>
+              <w:top w:w="75" w:type="dxa"/>
+              <w:left w:w="135" w:type="dxa"/>
+              <w:bottom w:w="75" w:type="dxa"/>
+              <w:right w:w="135" w:type="dxa"/>
+            </w:tcMar>
+            <w:vAlign w:val="center"/>
+            <w:hideMark/>
+          </w:tcPr>
+          <w:p>
+            <w:r>
+              <w:t xml:space="preserve">Управление левым/правым </w:t>
+            </w:r>
+            <w:proofErr w:type="spellStart"/>
+            <w:r>
+              <w:t>ТЭНом</w:t>
+            </w:r>
+            <w:proofErr w:type="spellEnd"/>
+          </w:p>
+        </w:tc>
+      </w:tr>
+      <w:tr>
+        <w:tc>
+          <w:tcPr>
+            <w:tcW w:w="2545" w:type="dxa"/>
+            <w:noWrap/>
+            <w:tcMar>
+              <w:top w:w="75" w:type="dxa"/>
+              <w:left w:w="135" w:type="dxa"/>
+              <w:bottom w:w="75" w:type="dxa"/>
+              <w:right w:w="135" w:type="dxa"/>
+            </w:tcMar>
+            <w:vAlign w:val="center"/>
+            <w:hideMark/>
+          </w:tcPr>
+          <w:p>
+            <w:r>
+              <w:rPr>
+                <w:rStyle w:val="markdown-bold-text"/>
+                <w:b/>
+                <w:bCs/>
+              </w:rPr>
+              <w:t>leftTen1Duty</w:t>
+            </w:r>
+            <w:r>
+              <w:t>, </w:t>
+            </w:r>
+          </w:p>
+          <w:p>
+            <w:r>
+              <w:rPr>
+                <w:rStyle w:val="markdown-bold-text"/>
+                <w:b/>
+                <w:bCs/>
+              </w:rPr>
+              <w:t>leftTen2Duty</w:t>
+            </w:r>
+            <w:r>
+              <w:t>, </w:t>
+            </w:r>
+          </w:p>
+          <w:p>
+            <w:r>
+              <w:rPr>
+                <w:rStyle w:val="markdown-bold-text"/>
+                <w:b/>
+                <w:bCs/>
+              </w:rPr>
+              <w:t>rightTen1Duty</w:t>
+            </w:r>
+            <w:r>
+              <w:t>, </w:t>
+            </w:r>
+          </w:p>
+          <w:p>
+            <w:r>
+              <w:rPr>
+                <w:rStyle w:val="markdown-bold-text"/>
+                <w:b/>
+                <w:bCs/>
+              </w:rPr>
+              <w:t>rightTen2Duty</w:t>
+            </w:r>
+          </w:p>
+        </w:tc>
+        <w:tc>
+          <w:tcPr>
+            <w:tcW w:w="7080" w:type="dxa"/>
+            <w:noWrap/>
+            <w:tcMar>
+              <w:top w:w="75" w:type="dxa"/>
+              <w:left w:w="135" w:type="dxa"/>
+              <w:bottom w:w="75" w:type="dxa"/>
+              <w:right w:w="135" w:type="dxa"/>
+            </w:tcMar>
+            <w:vAlign w:val="center"/>
+            <w:hideMark/>
+          </w:tcPr>
+          <w:p>
+            <w:r>
+              <w:t xml:space="preserve">Скважности ШИМ </w:t>
+            </w:r>
+            <w:proofErr w:type="spellStart"/>
+            <w:r>
+              <w:t>ТЭНов</w:t>
+            </w:r>
+            <w:proofErr w:type="spellEnd"/>
+          </w:p>
+        </w:tc>
+      </w:tr>
+      <w:tr>
+        <w:tc>
+          <w:tcPr>
+            <w:tcW w:w="2545" w:type="dxa"/>
+            <w:noWrap/>
+            <w:tcMar>
+              <w:top w:w="75" w:type="dxa"/>
+              <w:left w:w="135" w:type="dxa"/>
+              <w:bottom w:w="75" w:type="dxa"/>
+              <w:right w:w="135" w:type="dxa"/>
+            </w:tcMar>
+            <w:vAlign w:val="center"/>
+            <w:hideMark/>
+          </w:tcPr>
+          <w:p>
+            <w:proofErr w:type="spellStart"/>
+            <w:r>
+              <w:rPr>
+                <w:rStyle w:val="markdown-bold-text"/>
+                <w:b/>
+                <w:bCs/>
+              </w:rPr>
+              <w:t>w_sup_avg</w:t>
+            </w:r>
+            <w:proofErr w:type="spellEnd"/>
+          </w:p>
+        </w:tc>
+        <w:tc>
+          <w:tcPr>
+            <w:tcW w:w="7080" w:type="dxa"/>
+            <w:noWrap/>
+            <w:tcMar>
+              <w:top w:w="75" w:type="dxa"/>
+              <w:left w:w="135" w:type="dxa"/>
+              <w:bottom w:w="75" w:type="dxa"/>
+              <w:right w:w="135" w:type="dxa"/>
+            </w:tcMar>
+            <w:vAlign w:val="center"/>
+            <w:hideMark/>
+          </w:tcPr>
+          <w:p>
+            <w:r>
+              <w:t>Средняя абсолютная влажность в подаче</w:t>
+            </w:r>
+          </w:p>
+        </w:tc>
+      </w:tr>
+      <w:tr>
+        <w:tc>
+          <w:tcPr>
+            <w:tcW w:w="2545" w:type="dxa"/>
+            <w:noWrap/>
+            <w:tcMar>
+              <w:top w:w="75" w:type="dxa"/>
+              <w:left w:w="135" w:type="dxa"/>
+              <w:bottom w:w="75" w:type="dxa"/>
+              <w:right w:w="135" w:type="dxa"/>
+            </w:tcMar>
+            <w:vAlign w:val="center"/>
+            <w:hideMark/>
+          </w:tcPr>
+          <w:p>
+            <w:proofErr w:type="spellStart"/>
+            <w:r>
+              <w:rPr>
+                <w:rStyle w:val="markdown-bold-text"/>
+                <w:b/>
+                <w:bCs/>
+              </w:rPr>
+              <w:t>wErr</w:t>
+            </w:r>
+            <w:proofErr w:type="spellEnd"/>
+          </w:p>
+        </w:tc>
+        <w:tc>
+          <w:tcPr>
+            <w:tcW w:w="7080" w:type="dxa"/>
+            <w:noWrap/>
+            <w:tcMar>
+              <w:top w:w="75" w:type="dxa"/>
+              <w:left w:w="135" w:type="dxa"/>
+              <w:bottom w:w="75" w:type="dxa"/>
+              <w:right w:w="135" w:type="dxa"/>
+            </w:tcMar>
+            <w:vAlign w:val="center"/>
+            <w:hideMark/>
+          </w:tcPr>
+          <w:p>
+            <w:r>
+              <w:t>Ошибка по влажности</w:t>
+            </w:r>
+          </w:p>
+        </w:tc>
+      </w:tr>
+      <w:tr>
+        <w:tc>
+          <w:tcPr>
+            <w:tcW w:w="2545" w:type="dxa"/>
+            <w:noWrap/>
+            <w:tcMar>
+              <w:top w:w="75" w:type="dxa"/>
+              <w:left w:w="135" w:type="dxa"/>
+              <w:bottom w:w="75" w:type="dxa"/>
+              <w:right w:w="135" w:type="dxa"/>
+            </w:tcMar>
+            <w:vAlign w:val="center"/>
+            <w:hideMark/>
+          </w:tcPr>
+          <w:p>
+            <w:proofErr w:type="spellStart"/>
+            <w:r>
+              <w:rPr>
+                <w:rStyle w:val="markdown-bold-text"/>
+                <w:b/>
+                <w:bCs/>
+              </w:rPr>
+              <w:t>injDuty</w:t>
+            </w:r>
+            <w:proofErr w:type="spellEnd"/>
+          </w:p>
+        </w:tc>
+        <w:tc>
+          <w:tcPr>
+            <w:tcW w:w="7080" w:type="dxa"/>
+            <w:noWrap/>
+            <w:tcMar>
+              <w:top w:w="75" w:type="dxa"/>
+              <w:left w:w="135" w:type="dxa"/>
+              <w:bottom w:w="75" w:type="dxa"/>
+              <w:right w:w="135" w:type="dxa"/>
+            </w:tcMar>
+            <w:vAlign w:val="center"/>
+            <w:hideMark/>
+          </w:tcPr>
+          <w:p>
+            <w:r>
+              <w:t>Скважность форсунки</w:t>
+            </w:r>
+          </w:p>
+        </w:tc>
+      </w:tr>
+      <w:tr>
+        <w:tc>
+          <w:tcPr>
+            <w:tcW w:w="2545" w:type="dxa"/>
+            <w:noWrap/>
+            <w:tcMar>
+              <w:top w:w="75" w:type="dxa"/>
+              <w:left w:w="135" w:type="dxa"/>
+              <w:bottom w:w="75" w:type="dxa"/>
+              <w:right w:w="135" w:type="dxa"/>
+            </w:tcMar>
+            <w:vAlign w:val="center"/>
+            <w:hideMark/>
+          </w:tcPr>
+          <w:p>
+            <w:proofErr w:type="spellStart"/>
+            <w:r>
+              <w:rPr>
+                <w:rStyle w:val="markdown-bold-text"/>
+                <w:b/>
+                <w:bCs/>
+              </w:rPr>
+              <w:t>rate_Cps</w:t>
+            </w:r>
+            <w:proofErr w:type="spellEnd"/>
+          </w:p>
+        </w:tc>
+        <w:tc>
+          <w:tcPr>
+            <w:tcW w:w="7080" w:type="dxa"/>
+            <w:noWrap/>
+            <w:tcMar>
+              <w:top w:w="75" w:type="dxa"/>
+              <w:left w:w="135" w:type="dxa"/>
+              <w:bottom w:w="75" w:type="dxa"/>
+              <w:right w:w="135" w:type="dxa"/>
+            </w:tcMar>
+            <w:vAlign w:val="center"/>
+            <w:hideMark/>
+          </w:tcPr>
+          <w:p>
+            <w:r>
+              <w:t>Скорость прогрева «горячей» точки продукта, °C/с</w:t>
+            </w:r>
+          </w:p>
+        </w:tc>
+      </w:tr>
+      <w:tr>
+        <w:tc>
+          <w:tcPr>
+            <w:tcW w:w="2545" w:type="dxa"/>
+            <w:noWrap/>
+            <w:tcMar>
+              <w:top w:w="75" w:type="dxa"/>
+              <w:left w:w="135" w:type="dxa"/>
+              <w:bottom w:w="75" w:type="dxa"/>
+              <w:right w:w="135" w:type="dxa"/>
+            </w:tcMar>
+            <w:vAlign w:val="center"/>
+            <w:hideMark/>
+          </w:tcPr>
+          <w:p>
+            <w:proofErr w:type="spellStart"/>
+            <w:r>
+              <w:rPr>
+                <w:rStyle w:val="markdown-bold-text"/>
+                <w:b/>
+                <w:bCs/>
+              </w:rPr>
+              <w:t>fishHot_C</w:t>
+            </w:r>
+            <w:proofErr w:type="spellEnd"/>
+            <w:r>
+              <w:t>, </w:t>
+            </w:r>
+          </w:p>
+          <w:p>
+            <w:proofErr w:type="spellStart"/>
+            <w:r>
+              <w:rPr>
+                <w:rStyle w:val="markdown-bold-text"/>
+                <w:b/>
+                <w:bCs/>
+              </w:rPr>
+              <w:t>fishCold_C</w:t>
+            </w:r>
+            <w:proofErr w:type="spellEnd"/>
+          </w:p>
+        </w:tc>
+        <w:tc>
+          <w:tcPr>
+            <w:tcW w:w="7080" w:type="dxa"/>
+            <w:noWrap/>
+            <w:tcMar>
+              <w:top w:w="75" w:type="dxa"/>
+              <w:left w:w="135" w:type="dxa"/>
+              <w:bottom w:w="75" w:type="dxa"/>
+              <w:right w:w="135" w:type="dxa"/>
+            </w:tcMar>
+            <w:vAlign w:val="center"/>
+            <w:hideMark/>
+          </w:tcPr>
+          <w:p>
+            <w:r>
+              <w:t>Температуры самой тёплой и самой холодной точки продукта (в </w:t>
+            </w:r>
+            <w:proofErr w:type="spellStart"/>
+            <w:r>
+              <w:t>AirOnly</w:t>
+            </w:r>
+            <w:proofErr w:type="spellEnd"/>
+            <w:r>
+              <w:t xml:space="preserve"> — 0)</w:t>
+            </w:r>
+          </w:p>
+        </w:tc>
+      </w:tr>
+    </w:tbl>
     <w:p/>
     <w:sectPr>
       <w:pgSz w:w="11906" w:h="16838"/>
@@ -4065,6 +6751,119 @@
     </w:lvl>
   </w:abstractNum>
   <w:abstractNum w:abstractNumId="14" w15:restartNumberingAfterBreak="0">
+    <w:nsid w:val="41355ED8"/>
+    <w:multiLevelType w:val="hybridMultilevel"/>
+    <w:tmpl w:val="8D7E975C"/>
+    <w:lvl w:ilvl="0" w:tplc="04190001">
+      <w:start w:val="1"/>
+      <w:numFmt w:val="bullet"/>
+      <w:lvlText w:val=""/>
+      <w:lvlJc w:val="left"/>
+      <w:pPr>
+        <w:ind w:left="720" w:hanging="360"/>
+      </w:pPr>
+      <w:rPr>
+        <w:rFonts w:ascii="Symbol" w:hAnsi="Symbol" w:hint="default"/>
+      </w:rPr>
+    </w:lvl>
+    <w:lvl w:ilvl="1" w:tplc="04190003" w:tentative="1">
+      <w:start w:val="1"/>
+      <w:numFmt w:val="bullet"/>
+      <w:lvlText w:val="o"/>
+      <w:lvlJc w:val="left"/>
+      <w:pPr>
+        <w:ind w:left="1440" w:hanging="360"/>
+      </w:pPr>
+      <w:rPr>
+        <w:rFonts w:ascii="Courier New" w:hAnsi="Courier New" w:cs="Courier New" w:hint="default"/>
+      </w:rPr>
+    </w:lvl>
+    <w:lvl w:ilvl="2" w:tplc="04190005" w:tentative="1">
+      <w:start w:val="1"/>
+      <w:numFmt w:val="bullet"/>
+      <w:lvlText w:val=""/>
+      <w:lvlJc w:val="left"/>
+      <w:pPr>
+        <w:ind w:left="2160" w:hanging="360"/>
+      </w:pPr>
+      <w:rPr>
+        <w:rFonts w:ascii="Wingdings" w:hAnsi="Wingdings" w:hint="default"/>
+      </w:rPr>
+    </w:lvl>
+    <w:lvl w:ilvl="3" w:tplc="04190001" w:tentative="1">
+      <w:start w:val="1"/>
+      <w:numFmt w:val="bullet"/>
+      <w:lvlText w:val=""/>
+      <w:lvlJc w:val="left"/>
+      <w:pPr>
+        <w:ind w:left="2880" w:hanging="360"/>
+      </w:pPr>
+      <w:rPr>
+        <w:rFonts w:ascii="Symbol" w:hAnsi="Symbol" w:hint="default"/>
+      </w:rPr>
+    </w:lvl>
+    <w:lvl w:ilvl="4" w:tplc="04190003" w:tentative="1">
+      <w:start w:val="1"/>
+      <w:numFmt w:val="bullet"/>
+      <w:lvlText w:val="o"/>
+      <w:lvlJc w:val="left"/>
+      <w:pPr>
+        <w:ind w:left="3600" w:hanging="360"/>
+      </w:pPr>
+      <w:rPr>
+        <w:rFonts w:ascii="Courier New" w:hAnsi="Courier New" w:cs="Courier New" w:hint="default"/>
+      </w:rPr>
+    </w:lvl>
+    <w:lvl w:ilvl="5" w:tplc="04190005" w:tentative="1">
+      <w:start w:val="1"/>
+      <w:numFmt w:val="bullet"/>
+      <w:lvlText w:val=""/>
+      <w:lvlJc w:val="left"/>
+      <w:pPr>
+        <w:ind w:left="4320" w:hanging="360"/>
+      </w:pPr>
+      <w:rPr>
+        <w:rFonts w:ascii="Wingdings" w:hAnsi="Wingdings" w:hint="default"/>
+      </w:rPr>
+    </w:lvl>
+    <w:lvl w:ilvl="6" w:tplc="04190001" w:tentative="1">
+      <w:start w:val="1"/>
+      <w:numFmt w:val="bullet"/>
+      <w:lvlText w:val=""/>
+      <w:lvlJc w:val="left"/>
+      <w:pPr>
+        <w:ind w:left="5040" w:hanging="360"/>
+      </w:pPr>
+      <w:rPr>
+        <w:rFonts w:ascii="Symbol" w:hAnsi="Symbol" w:hint="default"/>
+      </w:rPr>
+    </w:lvl>
+    <w:lvl w:ilvl="7" w:tplc="04190003" w:tentative="1">
+      <w:start w:val="1"/>
+      <w:numFmt w:val="bullet"/>
+      <w:lvlText w:val="o"/>
+      <w:lvlJc w:val="left"/>
+      <w:pPr>
+        <w:ind w:left="5760" w:hanging="360"/>
+      </w:pPr>
+      <w:rPr>
+        <w:rFonts w:ascii="Courier New" w:hAnsi="Courier New" w:cs="Courier New" w:hint="default"/>
+      </w:rPr>
+    </w:lvl>
+    <w:lvl w:ilvl="8" w:tplc="04190005" w:tentative="1">
+      <w:start w:val="1"/>
+      <w:numFmt w:val="bullet"/>
+      <w:lvlText w:val=""/>
+      <w:lvlJc w:val="left"/>
+      <w:pPr>
+        <w:ind w:left="6480" w:hanging="360"/>
+      </w:pPr>
+      <w:rPr>
+        <w:rFonts w:ascii="Wingdings" w:hAnsi="Wingdings" w:hint="default"/>
+      </w:rPr>
+    </w:lvl>
+  </w:abstractNum>
+  <w:abstractNum w:abstractNumId="15" w15:restartNumberingAfterBreak="0">
     <w:nsid w:val="41F21ABF"/>
     <w:multiLevelType w:val="multilevel"/>
     <w:tmpl w:val="85DE2C3A"/>
@@ -4213,7 +7012,7 @@
       </w:rPr>
     </w:lvl>
   </w:abstractNum>
-  <w:abstractNum w:abstractNumId="15" w15:restartNumberingAfterBreak="0">
+  <w:abstractNum w:abstractNumId="16" w15:restartNumberingAfterBreak="0">
     <w:nsid w:val="4B203E7B"/>
     <w:multiLevelType w:val="multilevel"/>
     <w:tmpl w:val="53020A5A"/>
@@ -4362,7 +7161,7 @@
       </w:rPr>
     </w:lvl>
   </w:abstractNum>
-  <w:abstractNum w:abstractNumId="16" w15:restartNumberingAfterBreak="0">
+  <w:abstractNum w:abstractNumId="17" w15:restartNumberingAfterBreak="0">
     <w:nsid w:val="4B2473CD"/>
     <w:multiLevelType w:val="multilevel"/>
     <w:tmpl w:val="9B64BA2C"/>
@@ -4511,7 +7310,7 @@
       </w:rPr>
     </w:lvl>
   </w:abstractNum>
-  <w:abstractNum w:abstractNumId="17" w15:restartNumberingAfterBreak="0">
+  <w:abstractNum w:abstractNumId="18" w15:restartNumberingAfterBreak="0">
     <w:nsid w:val="4D7D0365"/>
     <w:multiLevelType w:val="multilevel"/>
     <w:tmpl w:val="E6E47EAA"/>
@@ -4660,7 +7459,7 @@
       </w:rPr>
     </w:lvl>
   </w:abstractNum>
-  <w:abstractNum w:abstractNumId="18" w15:restartNumberingAfterBreak="0">
+  <w:abstractNum w:abstractNumId="19" w15:restartNumberingAfterBreak="0">
     <w:nsid w:val="52F017E7"/>
     <w:multiLevelType w:val="multilevel"/>
     <w:tmpl w:val="75E0A8EA"/>
@@ -4809,7 +7608,7 @@
       </w:rPr>
     </w:lvl>
   </w:abstractNum>
-  <w:abstractNum w:abstractNumId="19" w15:restartNumberingAfterBreak="0">
+  <w:abstractNum w:abstractNumId="20" w15:restartNumberingAfterBreak="0">
     <w:nsid w:val="55444899"/>
     <w:multiLevelType w:val="multilevel"/>
     <w:tmpl w:val="9222A4B2"/>
@@ -4958,7 +7757,7 @@
       </w:rPr>
     </w:lvl>
   </w:abstractNum>
-  <w:abstractNum w:abstractNumId="20" w15:restartNumberingAfterBreak="0">
+  <w:abstractNum w:abstractNumId="21" w15:restartNumberingAfterBreak="0">
     <w:nsid w:val="56B63D16"/>
     <w:multiLevelType w:val="multilevel"/>
     <w:tmpl w:val="73A28406"/>
@@ -5107,7 +7906,7 @@
       </w:rPr>
     </w:lvl>
   </w:abstractNum>
-  <w:abstractNum w:abstractNumId="21" w15:restartNumberingAfterBreak="0">
+  <w:abstractNum w:abstractNumId="22" w15:restartNumberingAfterBreak="0">
     <w:nsid w:val="56D85CFF"/>
     <w:multiLevelType w:val="multilevel"/>
     <w:tmpl w:val="EAFEDA58"/>
@@ -5256,7 +8055,7 @@
       </w:rPr>
     </w:lvl>
   </w:abstractNum>
-  <w:abstractNum w:abstractNumId="22" w15:restartNumberingAfterBreak="0">
+  <w:abstractNum w:abstractNumId="23" w15:restartNumberingAfterBreak="0">
     <w:nsid w:val="63921280"/>
     <w:multiLevelType w:val="multilevel"/>
     <w:tmpl w:val="ECFC10BE"/>
@@ -5405,7 +8204,7 @@
       </w:rPr>
     </w:lvl>
   </w:abstractNum>
-  <w:abstractNum w:abstractNumId="23" w15:restartNumberingAfterBreak="0">
+  <w:abstractNum w:abstractNumId="24" w15:restartNumberingAfterBreak="0">
     <w:nsid w:val="63E7605E"/>
     <w:multiLevelType w:val="multilevel"/>
     <w:tmpl w:val="93FCBEAC"/>
@@ -5554,7 +8353,7 @@
       </w:rPr>
     </w:lvl>
   </w:abstractNum>
-  <w:abstractNum w:abstractNumId="24" w15:restartNumberingAfterBreak="0">
+  <w:abstractNum w:abstractNumId="25" w15:restartNumberingAfterBreak="0">
     <w:nsid w:val="64060165"/>
     <w:multiLevelType w:val="multilevel"/>
     <w:tmpl w:val="6CFED986"/>
@@ -5703,7 +8502,7 @@
       </w:rPr>
     </w:lvl>
   </w:abstractNum>
-  <w:abstractNum w:abstractNumId="25" w15:restartNumberingAfterBreak="0">
+  <w:abstractNum w:abstractNumId="26" w15:restartNumberingAfterBreak="0">
     <w:nsid w:val="6B7D55CE"/>
     <w:multiLevelType w:val="multilevel"/>
     <w:tmpl w:val="35EC2A54"/>
@@ -5816,7 +8615,7 @@
       </w:pPr>
     </w:lvl>
   </w:abstractNum>
-  <w:abstractNum w:abstractNumId="26" w15:restartNumberingAfterBreak="0">
+  <w:abstractNum w:abstractNumId="27" w15:restartNumberingAfterBreak="0">
     <w:nsid w:val="6CC647BB"/>
     <w:multiLevelType w:val="multilevel"/>
     <w:tmpl w:val="3D30D8F2"/>
@@ -5965,7 +8764,7 @@
       </w:rPr>
     </w:lvl>
   </w:abstractNum>
-  <w:abstractNum w:abstractNumId="27" w15:restartNumberingAfterBreak="0">
+  <w:abstractNum w:abstractNumId="28" w15:restartNumberingAfterBreak="0">
     <w:nsid w:val="6CDF66BC"/>
     <w:multiLevelType w:val="multilevel"/>
     <w:tmpl w:val="39DAD4A8"/>
@@ -6060,7 +8859,7 @@
       </w:pPr>
     </w:lvl>
   </w:abstractNum>
-  <w:abstractNum w:abstractNumId="28" w15:restartNumberingAfterBreak="0">
+  <w:abstractNum w:abstractNumId="29" w15:restartNumberingAfterBreak="0">
     <w:nsid w:val="6FFD1677"/>
     <w:multiLevelType w:val="multilevel"/>
     <w:tmpl w:val="F0FA4698"/>
@@ -6209,7 +9008,7 @@
       </w:rPr>
     </w:lvl>
   </w:abstractNum>
-  <w:abstractNum w:abstractNumId="29" w15:restartNumberingAfterBreak="0">
+  <w:abstractNum w:abstractNumId="30" w15:restartNumberingAfterBreak="0">
     <w:nsid w:val="79D073A2"/>
     <w:multiLevelType w:val="multilevel"/>
     <w:tmpl w:val="E26CCB00"/>
@@ -6358,7 +9157,7 @@
       </w:rPr>
     </w:lvl>
   </w:abstractNum>
-  <w:abstractNum w:abstractNumId="30" w15:restartNumberingAfterBreak="0">
+  <w:abstractNum w:abstractNumId="31" w15:restartNumberingAfterBreak="0">
     <w:nsid w:val="7A6E2F21"/>
     <w:multiLevelType w:val="multilevel"/>
     <w:tmpl w:val="778CCBCE"/>
@@ -6507,7 +9306,7 @@
       </w:rPr>
     </w:lvl>
   </w:abstractNum>
-  <w:abstractNum w:abstractNumId="31" w15:restartNumberingAfterBreak="0">
+  <w:abstractNum w:abstractNumId="32" w15:restartNumberingAfterBreak="0">
     <w:nsid w:val="7C9E1E7C"/>
     <w:multiLevelType w:val="multilevel"/>
     <w:tmpl w:val="5266632E"/>
@@ -6656,7 +9455,7 @@
       </w:rPr>
     </w:lvl>
   </w:abstractNum>
-  <w:abstractNum w:abstractNumId="32" w15:restartNumberingAfterBreak="0">
+  <w:abstractNum w:abstractNumId="33" w15:restartNumberingAfterBreak="0">
     <w:nsid w:val="7DA734F7"/>
     <w:multiLevelType w:val="multilevel"/>
     <w:tmpl w:val="4F5E5A66"/>
@@ -7286,13 +10085,13 @@
     </w:lvlOverride>
   </w:num>
   <w:num w:numId="5" w16cid:durableId="1806658846">
-    <w:abstractNumId w:val="27"/>
+    <w:abstractNumId w:val="28"/>
   </w:num>
   <w:num w:numId="6" w16cid:durableId="365058662">
-    <w:abstractNumId w:val="27"/>
+    <w:abstractNumId w:val="28"/>
   </w:num>
   <w:num w:numId="7" w16cid:durableId="2107800410">
-    <w:abstractNumId w:val="27"/>
+    <w:abstractNumId w:val="28"/>
   </w:num>
   <w:num w:numId="8" w16cid:durableId="828524516">
     <w:abstractNumId w:val="5"/>
@@ -7553,19 +10352,19 @@
     </w:lvlOverride>
   </w:num>
   <w:num w:numId="10" w16cid:durableId="1312245387">
-    <w:abstractNumId w:val="27"/>
+    <w:abstractNumId w:val="28"/>
   </w:num>
   <w:num w:numId="11" w16cid:durableId="278024588">
-    <w:abstractNumId w:val="27"/>
+    <w:abstractNumId w:val="28"/>
   </w:num>
   <w:num w:numId="12" w16cid:durableId="52779938">
-    <w:abstractNumId w:val="27"/>
+    <w:abstractNumId w:val="28"/>
   </w:num>
   <w:num w:numId="13" w16cid:durableId="227694923">
-    <w:abstractNumId w:val="27"/>
+    <w:abstractNumId w:val="28"/>
   </w:num>
   <w:num w:numId="14" w16cid:durableId="1270430340">
-    <w:abstractNumId w:val="27"/>
+    <w:abstractNumId w:val="28"/>
   </w:num>
   <w:num w:numId="15" w16cid:durableId="1876960014">
     <w:abstractNumId w:val="5"/>
@@ -8093,25 +10892,25 @@
     </w:lvlOverride>
   </w:num>
   <w:num w:numId="22" w16cid:durableId="1203327193">
+    <w:abstractNumId w:val="25"/>
+  </w:num>
+  <w:num w:numId="23" w16cid:durableId="746810129">
     <w:abstractNumId w:val="24"/>
   </w:num>
-  <w:num w:numId="23" w16cid:durableId="746810129">
-    <w:abstractNumId w:val="23"/>
-  </w:num>
   <w:num w:numId="24" w16cid:durableId="118884420">
-    <w:abstractNumId w:val="14"/>
+    <w:abstractNumId w:val="15"/>
   </w:num>
   <w:num w:numId="25" w16cid:durableId="1560704943">
-    <w:abstractNumId w:val="16"/>
+    <w:abstractNumId w:val="17"/>
   </w:num>
   <w:num w:numId="26" w16cid:durableId="195823367">
+    <w:abstractNumId w:val="22"/>
+  </w:num>
+  <w:num w:numId="27" w16cid:durableId="1103501568">
     <w:abstractNumId w:val="21"/>
   </w:num>
-  <w:num w:numId="27" w16cid:durableId="1103501568">
-    <w:abstractNumId w:val="20"/>
-  </w:num>
   <w:num w:numId="28" w16cid:durableId="1909656330">
-    <w:abstractNumId w:val="17"/>
+    <w:abstractNumId w:val="18"/>
   </w:num>
   <w:num w:numId="29" w16cid:durableId="432090926">
     <w:abstractNumId w:val="7"/>
@@ -8129,22 +10928,22 @@
     <w:abstractNumId w:val="2"/>
   </w:num>
   <w:num w:numId="34" w16cid:durableId="203174031">
-    <w:abstractNumId w:val="30"/>
+    <w:abstractNumId w:val="31"/>
   </w:num>
   <w:num w:numId="35" w16cid:durableId="376706541">
     <w:abstractNumId w:val="6"/>
   </w:num>
   <w:num w:numId="36" w16cid:durableId="1171480669">
-    <w:abstractNumId w:val="18"/>
+    <w:abstractNumId w:val="19"/>
   </w:num>
   <w:num w:numId="37" w16cid:durableId="1299266686">
     <w:abstractNumId w:val="10"/>
   </w:num>
   <w:num w:numId="38" w16cid:durableId="559637862">
-    <w:abstractNumId w:val="29"/>
+    <w:abstractNumId w:val="30"/>
   </w:num>
   <w:num w:numId="39" w16cid:durableId="1830903810">
-    <w:abstractNumId w:val="19"/>
+    <w:abstractNumId w:val="20"/>
   </w:num>
   <w:num w:numId="40" w16cid:durableId="146558792">
     <w:abstractNumId w:val="1"/>
@@ -8156,37 +10955,40 @@
     <w:abstractNumId w:val="9"/>
   </w:num>
   <w:num w:numId="43" w16cid:durableId="413477210">
-    <w:abstractNumId w:val="31"/>
+    <w:abstractNumId w:val="32"/>
   </w:num>
   <w:num w:numId="44" w16cid:durableId="294143066">
     <w:abstractNumId w:val="4"/>
   </w:num>
   <w:num w:numId="45" w16cid:durableId="1678847627">
-    <w:abstractNumId w:val="28"/>
+    <w:abstractNumId w:val="29"/>
   </w:num>
   <w:num w:numId="46" w16cid:durableId="743794250">
-    <w:abstractNumId w:val="15"/>
+    <w:abstractNumId w:val="16"/>
   </w:num>
   <w:num w:numId="47" w16cid:durableId="518935076">
-    <w:abstractNumId w:val="26"/>
+    <w:abstractNumId w:val="27"/>
   </w:num>
   <w:num w:numId="48" w16cid:durableId="1963614267">
-    <w:abstractNumId w:val="32"/>
+    <w:abstractNumId w:val="33"/>
     <w:lvlOverride w:ilvl="0">
       <w:startOverride w:val="1"/>
     </w:lvlOverride>
   </w:num>
   <w:num w:numId="49" w16cid:durableId="513303582">
-    <w:abstractNumId w:val="25"/>
+    <w:abstractNumId w:val="26"/>
     <w:lvlOverride w:ilvl="0">
       <w:startOverride w:val="2"/>
     </w:lvlOverride>
   </w:num>
   <w:num w:numId="50" w16cid:durableId="1411003102">
-    <w:abstractNumId w:val="22"/>
+    <w:abstractNumId w:val="23"/>
   </w:num>
   <w:num w:numId="51" w16cid:durableId="1520705305">
     <w:abstractNumId w:val="11"/>
+  </w:num>
+  <w:num w:numId="52" w16cid:durableId="354625119">
+    <w:abstractNumId w:val="14"/>
   </w:num>
 </w:numbering>
 </file>
@@ -8925,14 +11727,14 @@
     <w:link w:val="ab"/>
     <w:uiPriority w:val="10"/>
     <w:qFormat/>
-    <w:rsid w:val="00AE4D5A"/>
+    <w:rsid w:val="001E66A2"/>
     <w:pPr>
       <w:keepNext/>
       <w:keepLines/>
       <w:tabs>
         <w:tab w:val="left" w:pos="284"/>
       </w:tabs>
-      <w:spacing w:after="240" w:line="276" w:lineRule="auto"/>
+      <w:spacing w:before="240" w:after="240" w:line="276" w:lineRule="auto"/>
     </w:pPr>
     <w:rPr>
       <w:rFonts w:ascii="Times New Roman CYR" w:eastAsiaTheme="minorEastAsia" w:hAnsi="Times New Roman CYR" w:cs="Times New Roman CYR"/>
@@ -8948,7 +11750,7 @@
     <w:basedOn w:val="a1"/>
     <w:link w:val="a9"/>
     <w:uiPriority w:val="10"/>
-    <w:rsid w:val="00AE4D5A"/>
+    <w:rsid w:val="001E66A2"/>
     <w:rPr>
       <w:rFonts w:ascii="Times New Roman CYR" w:eastAsiaTheme="minorEastAsia" w:hAnsi="Times New Roman CYR" w:cs="Times New Roman CYR"/>
       <w:b/>
@@ -9419,6 +12221,16 @@
       <w:spacing w:val="5"/>
     </w:rPr>
   </w:style>
+  <w:style w:type="character" w:customStyle="1" w:styleId="markdown-inline-code">
+    <w:name w:val="markdown-inline-code"/>
+    <w:basedOn w:val="a1"/>
+    <w:rsid w:val="00FE753C"/>
+  </w:style>
+  <w:style w:type="character" w:customStyle="1" w:styleId="markdown-bold-text">
+    <w:name w:val="markdown-bold-text"/>
+    <w:basedOn w:val="a1"/>
+    <w:rsid w:val="00FE753C"/>
+  </w:style>
 </w:styles>
 </file>
 
